--- a/klagomål/A 3960-2024 FSC-klagomål.docx
+++ b/klagomål/A 3960-2024 FSC-klagomål.docx
@@ -971,7 +971,7 @@
     <w:r>
       <w:tab/>
       <w:tab/>
-      <w:t>2026-02-13</w:t>
+      <w:t>2026-02-17</w:t>
       <w:br/>
       <w:br/>
     </w:r>

--- a/klagomål/A 3960-2024 FSC-klagomål.docx
+++ b/klagomål/A 3960-2024 FSC-klagomål.docx
@@ -971,7 +971,7 @@
     <w:r>
       <w:tab/>
       <w:tab/>
-      <w:t>2026-02-17</w:t>
+      <w:t>2026-02-19</w:t>
       <w:br/>
       <w:br/>
     </w:r>

--- a/klagomål/A 3960-2024 FSC-klagomål.docx
+++ b/klagomål/A 3960-2024 FSC-klagomål.docx
@@ -971,7 +971,7 @@
     <w:r>
       <w:tab/>
       <w:tab/>
-      <w:t>2026-02-19</w:t>
+      <w:t>2026-02-20</w:t>
       <w:br/>
       <w:br/>
     </w:r>

--- a/klagomål/A 3960-2024 FSC-klagomål.docx
+++ b/klagomål/A 3960-2024 FSC-klagomål.docx
@@ -971,7 +971,7 @@
     <w:r>
       <w:tab/>
       <w:tab/>
-      <w:t>2026-02-20</w:t>
+      <w:t>2026-02-21</w:t>
       <w:br/>
       <w:br/>
     </w:r>

--- a/klagomål/A 3960-2024 FSC-klagomål.docx
+++ b/klagomål/A 3960-2024 FSC-klagomål.docx
@@ -971,7 +971,7 @@
     <w:r>
       <w:tab/>
       <w:tab/>
-      <w:t>2026-02-21</w:t>
+      <w:t>2026-02-22</w:t>
       <w:br/>
       <w:br/>
     </w:r>

--- a/klagomål/A 3960-2024 FSC-klagomål.docx
+++ b/klagomål/A 3960-2024 FSC-klagomål.docx
@@ -971,7 +971,7 @@
     <w:r>
       <w:tab/>
       <w:tab/>
-      <w:t>2026-02-22</w:t>
+      <w:t>2026-02-23</w:t>
       <w:br/>
       <w:br/>
     </w:r>

--- a/klagomål/A 3960-2024 FSC-klagomål.docx
+++ b/klagomål/A 3960-2024 FSC-klagomål.docx
@@ -971,7 +971,7 @@
     <w:r>
       <w:tab/>
       <w:tab/>
-      <w:t>2026-02-23</w:t>
+      <w:t>2026-02-24</w:t>
       <w:br/>
       <w:br/>
     </w:r>

--- a/klagomål/A 3960-2024 FSC-klagomål.docx
+++ b/klagomål/A 3960-2024 FSC-klagomål.docx
@@ -971,7 +971,7 @@
     <w:r>
       <w:tab/>
       <w:tab/>
-      <w:t>2026-02-24</w:t>
+      <w:t>2026-02-25</w:t>
       <w:br/>
       <w:br/>
     </w:r>

--- a/klagomål/A 3960-2024 FSC-klagomål.docx
+++ b/klagomål/A 3960-2024 FSC-klagomål.docx
@@ -971,7 +971,7 @@
     <w:r>
       <w:tab/>
       <w:tab/>
-      <w:t>2026-02-25</w:t>
+      <w:t>2026-02-26</w:t>
       <w:br/>
       <w:br/>
     </w:r>

--- a/klagomål/A 3960-2024 FSC-klagomål.docx
+++ b/klagomål/A 3960-2024 FSC-klagomål.docx
@@ -971,7 +971,7 @@
     <w:r>
       <w:tab/>
       <w:tab/>
-      <w:t>2026-02-26</w:t>
+      <w:t>2026-02-28</w:t>
       <w:br/>
       <w:br/>
     </w:r>

--- a/klagomål/A 3960-2024 FSC-klagomål.docx
+++ b/klagomål/A 3960-2024 FSC-klagomål.docx
@@ -971,7 +971,7 @@
     <w:r>
       <w:tab/>
       <w:tab/>
-      <w:t>2026-02-28</w:t>
+      <w:t>2026-03-01</w:t>
       <w:br/>
       <w:br/>
     </w:r>

--- a/klagomål/A 3960-2024 FSC-klagomål.docx
+++ b/klagomål/A 3960-2024 FSC-klagomål.docx
@@ -971,7 +971,7 @@
     <w:r>
       <w:tab/>
       <w:tab/>
-      <w:t>2026-03-01</w:t>
+      <w:t>2026-03-02</w:t>
       <w:br/>
       <w:br/>
     </w:r>

--- a/klagomål/A 3960-2024 FSC-klagomål.docx
+++ b/klagomål/A 3960-2024 FSC-klagomål.docx
@@ -971,7 +971,7 @@
     <w:r>
       <w:tab/>
       <w:tab/>
-      <w:t>2026-03-02</w:t>
+      <w:t>2026-03-03</w:t>
       <w:br/>
       <w:br/>
     </w:r>

--- a/klagomål/A 3960-2024 FSC-klagomål.docx
+++ b/klagomål/A 3960-2024 FSC-klagomål.docx
@@ -971,7 +971,7 @@
     <w:r>
       <w:tab/>
       <w:tab/>
-      <w:t>2026-03-03</w:t>
+      <w:t>2026-03-04</w:t>
       <w:br/>
       <w:br/>
     </w:r>

--- a/klagomål/A 3960-2024 FSC-klagomål.docx
+++ b/klagomål/A 3960-2024 FSC-klagomål.docx
@@ -971,7 +971,7 @@
     <w:r>
       <w:tab/>
       <w:tab/>
-      <w:t>2026-03-04</w:t>
+      <w:t>2026-03-05</w:t>
       <w:br/>
       <w:br/>
     </w:r>

--- a/klagomål/A 3960-2024 FSC-klagomål.docx
+++ b/klagomål/A 3960-2024 FSC-klagomål.docx
@@ -971,7 +971,7 @@
     <w:r>
       <w:tab/>
       <w:tab/>
-      <w:t>2026-03-05</w:t>
+      <w:t>2026-03-06</w:t>
       <w:br/>
       <w:br/>
     </w:r>

--- a/klagomål/A 3960-2024 FSC-klagomål.docx
+++ b/klagomål/A 3960-2024 FSC-klagomål.docx
@@ -971,7 +971,7 @@
     <w:r>
       <w:tab/>
       <w:tab/>
-      <w:t>2026-03-06</w:t>
+      <w:t>2026-03-07</w:t>
       <w:br/>
       <w:br/>
     </w:r>

--- a/klagomål/A 3960-2024 FSC-klagomål.docx
+++ b/klagomål/A 3960-2024 FSC-klagomål.docx
@@ -971,7 +971,7 @@
     <w:r>
       <w:tab/>
       <w:tab/>
-      <w:t>2026-03-07</w:t>
+      <w:t>2026-03-08</w:t>
       <w:br/>
       <w:br/>
     </w:r>

--- a/klagomål/A 3960-2024 FSC-klagomål.docx
+++ b/klagomål/A 3960-2024 FSC-klagomål.docx
@@ -971,7 +971,7 @@
     <w:r>
       <w:tab/>
       <w:tab/>
-      <w:t>2026-03-08</w:t>
+      <w:t>2026-03-09</w:t>
       <w:br/>
       <w:br/>
     </w:r>

--- a/klagomål/A 3960-2024 FSC-klagomål.docx
+++ b/klagomål/A 3960-2024 FSC-klagomål.docx
@@ -971,7 +971,7 @@
     <w:r>
       <w:tab/>
       <w:tab/>
-      <w:t>2026-03-09</w:t>
+      <w:t>2026-03-10</w:t>
       <w:br/>
       <w:br/>
     </w:r>

--- a/klagomål/A 3960-2024 FSC-klagomål.docx
+++ b/klagomål/A 3960-2024 FSC-klagomål.docx
@@ -971,7 +971,7 @@
     <w:r>
       <w:tab/>
       <w:tab/>
-      <w:t>2026-03-10</w:t>
+      <w:t>2026-03-11</w:t>
       <w:br/>
       <w:br/>
     </w:r>

--- a/klagomål/A 3960-2024 FSC-klagomål.docx
+++ b/klagomål/A 3960-2024 FSC-klagomål.docx
@@ -971,7 +971,7 @@
     <w:r>
       <w:tab/>
       <w:tab/>
-      <w:t>2026-03-11</w:t>
+      <w:t>2026-03-12</w:t>
       <w:br/>
       <w:br/>
     </w:r>

--- a/klagomål/A 3960-2024 FSC-klagomål.docx
+++ b/klagomål/A 3960-2024 FSC-klagomål.docx
@@ -971,7 +971,7 @@
     <w:r>
       <w:tab/>
       <w:tab/>
-      <w:t>2026-03-12</w:t>
+      <w:t>2026-03-13</w:t>
       <w:br/>
       <w:br/>
     </w:r>

--- a/klagomål/A 3960-2024 FSC-klagomål.docx
+++ b/klagomål/A 3960-2024 FSC-klagomål.docx
@@ -971,7 +971,7 @@
     <w:r>
       <w:tab/>
       <w:tab/>
-      <w:t>2026-04-14</w:t>
+      <w:t>2026-04-15</w:t>
       <w:br/>
       <w:br/>
     </w:r>

--- a/klagomål/A 3960-2024 FSC-klagomål.docx
+++ b/klagomål/A 3960-2024 FSC-klagomål.docx
@@ -971,7 +971,7 @@
     <w:r>
       <w:tab/>
       <w:tab/>
-      <w:t>2026-04-15</w:t>
+      <w:t>2026-04-16</w:t>
       <w:br/>
       <w:br/>
     </w:r>

--- a/klagomål/A 3960-2024 FSC-klagomål.docx
+++ b/klagomål/A 3960-2024 FSC-klagomål.docx
@@ -971,7 +971,7 @@
     <w:r>
       <w:tab/>
       <w:tab/>
-      <w:t>2026-04-16</w:t>
+      <w:t>2026-04-17</w:t>
       <w:br/>
       <w:br/>
     </w:r>

--- a/klagomål/A 3960-2024 FSC-klagomål.docx
+++ b/klagomål/A 3960-2024 FSC-klagomål.docx
@@ -971,7 +971,7 @@
     <w:r>
       <w:tab/>
       <w:tab/>
-      <w:t>2026-04-17</w:t>
+      <w:t>2026-04-18</w:t>
       <w:br/>
       <w:br/>
     </w:r>

--- a/klagomål/A 3960-2024 FSC-klagomål.docx
+++ b/klagomål/A 3960-2024 FSC-klagomål.docx
@@ -971,7 +971,7 @@
     <w:r>
       <w:tab/>
       <w:tab/>
-      <w:t>2026-04-18</w:t>
+      <w:t>2026-04-19</w:t>
       <w:br/>
       <w:br/>
     </w:r>

--- a/klagomål/A 3960-2024 FSC-klagomål.docx
+++ b/klagomål/A 3960-2024 FSC-klagomål.docx
@@ -971,7 +971,7 @@
     <w:r>
       <w:tab/>
       <w:tab/>
-      <w:t>2026-04-19</w:t>
+      <w:t>2026-04-20</w:t>
       <w:br/>
       <w:br/>
     </w:r>

--- a/klagomål/A 3960-2024 FSC-klagomål.docx
+++ b/klagomål/A 3960-2024 FSC-klagomål.docx
@@ -971,7 +971,7 @@
     <w:r>
       <w:tab/>
       <w:tab/>
-      <w:t>2026-04-20</w:t>
+      <w:t>2026-04-21</w:t>
       <w:br/>
       <w:br/>
     </w:r>

--- a/klagomål/A 3960-2024 FSC-klagomål.docx
+++ b/klagomål/A 3960-2024 FSC-klagomål.docx
@@ -971,7 +971,7 @@
     <w:r>
       <w:tab/>
       <w:tab/>
-      <w:t>2026-04-21</w:t>
+      <w:t>2026-04-22</w:t>
       <w:br/>
       <w:br/>
     </w:r>

--- a/klagomål/A 3960-2024 FSC-klagomål.docx
+++ b/klagomål/A 3960-2024 FSC-klagomål.docx
@@ -971,7 +971,7 @@
     <w:r>
       <w:tab/>
       <w:tab/>
-      <w:t>2026-04-22</w:t>
+      <w:t>2026-04-23</w:t>
       <w:br/>
       <w:br/>
     </w:r>

--- a/klagomål/A 3960-2024 FSC-klagomål.docx
+++ b/klagomål/A 3960-2024 FSC-klagomål.docx
@@ -971,7 +971,7 @@
     <w:r>
       <w:tab/>
       <w:tab/>
-      <w:t>2026-04-23</w:t>
+      <w:t>2026-04-24</w:t>
       <w:br/>
       <w:br/>
     </w:r>

--- a/klagomål/A 3960-2024 FSC-klagomål.docx
+++ b/klagomål/A 3960-2024 FSC-klagomål.docx
@@ -971,7 +971,7 @@
     <w:r>
       <w:tab/>
       <w:tab/>
-      <w:t>2026-04-24</w:t>
+      <w:t>2026-04-25</w:t>
       <w:br/>
       <w:br/>
     </w:r>

--- a/klagomål/A 3960-2024 FSC-klagomål.docx
+++ b/klagomål/A 3960-2024 FSC-klagomål.docx
@@ -971,7 +971,7 @@
     <w:r>
       <w:tab/>
       <w:tab/>
-      <w:t>2026-04-25</w:t>
+      <w:t>2026-04-26</w:t>
       <w:br/>
       <w:br/>
     </w:r>

--- a/klagomål/A 3960-2024 FSC-klagomål.docx
+++ b/klagomål/A 3960-2024 FSC-klagomål.docx
@@ -971,7 +971,7 @@
     <w:r>
       <w:tab/>
       <w:tab/>
-      <w:t>2026-04-26</w:t>
+      <w:t>2026-04-27</w:t>
       <w:br/>
       <w:br/>
     </w:r>

--- a/klagomål/A 3960-2024 FSC-klagomål.docx
+++ b/klagomål/A 3960-2024 FSC-klagomål.docx
@@ -971,7 +971,7 @@
     <w:r>
       <w:tab/>
       <w:tab/>
-      <w:t>2026-04-27</w:t>
+      <w:t>2026-04-28</w:t>
       <w:br/>
       <w:br/>
     </w:r>

--- a/klagomål/A 3960-2024 FSC-klagomål.docx
+++ b/klagomål/A 3960-2024 FSC-klagomål.docx
@@ -971,7 +971,7 @@
     <w:r>
       <w:tab/>
       <w:tab/>
-      <w:t>2026-04-28</w:t>
+      <w:t>2026-04-29</w:t>
       <w:br/>
       <w:br/>
     </w:r>

--- a/klagomål/A 3960-2024 FSC-klagomål.docx
+++ b/klagomål/A 3960-2024 FSC-klagomål.docx
@@ -971,7 +971,7 @@
     <w:r>
       <w:tab/>
       <w:tab/>
-      <w:t>2026-04-29</w:t>
+      <w:t>2026-04-30</w:t>
       <w:br/>
       <w:br/>
     </w:r>

--- a/klagomål/A 3960-2024 FSC-klagomål.docx
+++ b/klagomål/A 3960-2024 FSC-klagomål.docx
@@ -971,7 +971,7 @@
     <w:r>
       <w:tab/>
       <w:tab/>
-      <w:t>2026-05-16</w:t>
+      <w:t>2026-05-17</w:t>
       <w:br/>
       <w:br/>
     </w:r>

--- a/klagomål/A 3960-2024 FSC-klagomål.docx
+++ b/klagomål/A 3960-2024 FSC-klagomål.docx
@@ -971,7 +971,7 @@
     <w:r>
       <w:tab/>
       <w:tab/>
-      <w:t>2026-05-17</w:t>
+      <w:t>2026-05-18</w:t>
       <w:br/>
       <w:br/>
     </w:r>

--- a/klagomål/A 3960-2024 FSC-klagomål.docx
+++ b/klagomål/A 3960-2024 FSC-klagomål.docx
@@ -971,7 +971,7 @@
     <w:r>
       <w:tab/>
       <w:tab/>
-      <w:t>2026-05-18</w:t>
+      <w:t>2026-05-19</w:t>
       <w:br/>
       <w:br/>
     </w:r>

--- a/klagomål/A 3960-2024 FSC-klagomål.docx
+++ b/klagomål/A 3960-2024 FSC-klagomål.docx
@@ -971,7 +971,7 @@
     <w:r>
       <w:tab/>
       <w:tab/>
-      <w:t>2026-05-19</w:t>
+      <w:t>2026-05-20</w:t>
       <w:br/>
       <w:br/>
     </w:r>

--- a/klagomål/A 3960-2024 FSC-klagomål.docx
+++ b/klagomål/A 3960-2024 FSC-klagomål.docx
@@ -971,7 +971,7 @@
     <w:r>
       <w:tab/>
       <w:tab/>
-      <w:t>2026-05-20</w:t>
+      <w:t>2026-05-21</w:t>
       <w:br/>
       <w:br/>
     </w:r>

--- a/klagomål/A 3960-2024 FSC-klagomål.docx
+++ b/klagomål/A 3960-2024 FSC-klagomål.docx
@@ -971,7 +971,7 @@
     <w:r>
       <w:tab/>
       <w:tab/>
-      <w:t>2026-05-21</w:t>
+      <w:t>2026-05-22</w:t>
       <w:br/>
       <w:br/>
     </w:r>

--- a/klagomål/A 3960-2024 FSC-klagomål.docx
+++ b/klagomål/A 3960-2024 FSC-klagomål.docx
@@ -971,7 +971,7 @@
     <w:r>
       <w:tab/>
       <w:tab/>
-      <w:t>2026-05-22</w:t>
+      <w:t>2026-05-23</w:t>
       <w:br/>
       <w:br/>
     </w:r>

--- a/klagomål/A 3960-2024 FSC-klagomål.docx
+++ b/klagomål/A 3960-2024 FSC-klagomål.docx
@@ -971,7 +971,7 @@
     <w:r>
       <w:tab/>
       <w:tab/>
-      <w:t>2026-05-23</w:t>
+      <w:t>2026-05-24</w:t>
       <w:br/>
       <w:br/>
     </w:r>

--- a/klagomål/A 3960-2024 FSC-klagomål.docx
+++ b/klagomål/A 3960-2024 FSC-klagomål.docx
@@ -971,7 +971,7 @@
     <w:r>
       <w:tab/>
       <w:tab/>
-      <w:t>2026-05-24</w:t>
+      <w:t>2026-05-25</w:t>
       <w:br/>
       <w:br/>
     </w:r>

--- a/klagomål/A 3960-2024 FSC-klagomål.docx
+++ b/klagomål/A 3960-2024 FSC-klagomål.docx
@@ -971,7 +971,7 @@
     <w:r>
       <w:tab/>
       <w:tab/>
-      <w:t>2026-05-25</w:t>
+      <w:t>2026-05-26</w:t>
       <w:br/>
       <w:br/>
     </w:r>

--- a/klagomål/A 3960-2024 FSC-klagomål.docx
+++ b/klagomål/A 3960-2024 FSC-klagomål.docx
@@ -971,7 +971,7 @@
     <w:r>
       <w:tab/>
       <w:tab/>
-      <w:t>2026-05-26</w:t>
+      <w:t>2026-05-27</w:t>
       <w:br/>
       <w:br/>
     </w:r>

--- a/klagomål/A 3960-2024 FSC-klagomål.docx
+++ b/klagomål/A 3960-2024 FSC-klagomål.docx
@@ -971,7 +971,7 @@
     <w:r>
       <w:tab/>
       <w:tab/>
-      <w:t>2026-05-27</w:t>
+      <w:t>2026-05-28</w:t>
       <w:br/>
       <w:br/>
     </w:r>

--- a/klagomål/A 3960-2024 FSC-klagomål.docx
+++ b/klagomål/A 3960-2024 FSC-klagomål.docx
@@ -971,7 +971,7 @@
     <w:r>
       <w:tab/>
       <w:tab/>
-      <w:t>2026-05-28</w:t>
+      <w:t>2026-05-29</w:t>
       <w:br/>
       <w:br/>
     </w:r>

--- a/klagomål/A 3960-2024 FSC-klagomål.docx
+++ b/klagomål/A 3960-2024 FSC-klagomål.docx
@@ -971,7 +971,7 @@
     <w:r>
       <w:tab/>
       <w:tab/>
-      <w:t>2026-05-29</w:t>
+      <w:t>2026-05-30</w:t>
       <w:br/>
       <w:br/>
     </w:r>

--- a/klagomål/A 3960-2024 FSC-klagomål.docx
+++ b/klagomål/A 3960-2024 FSC-klagomål.docx
@@ -971,7 +971,7 @@
     <w:r>
       <w:tab/>
       <w:tab/>
-      <w:t>2026-05-30</w:t>
+      <w:t>2026-05-31</w:t>
       <w:br/>
       <w:br/>
     </w:r>

--- a/klagomål/A 3960-2024 FSC-klagomål.docx
+++ b/klagomål/A 3960-2024 FSC-klagomål.docx
@@ -971,7 +971,7 @@
     <w:r>
       <w:tab/>
       <w:tab/>
-      <w:t>2026-05-31</w:t>
+      <w:t>2026-06-01</w:t>
       <w:br/>
       <w:br/>
     </w:r>

--- a/klagomål/A 3960-2024 FSC-klagomål.docx
+++ b/klagomål/A 3960-2024 FSC-klagomål.docx
@@ -971,7 +971,7 @@
     <w:r>
       <w:tab/>
       <w:tab/>
-      <w:t>2026-06-01</w:t>
+      <w:t>2026-06-02</w:t>
       <w:br/>
       <w:br/>
     </w:r>

--- a/klagomål/A 3960-2024 FSC-klagomål.docx
+++ b/klagomål/A 3960-2024 FSC-klagomål.docx
@@ -971,7 +971,7 @@
     <w:r>
       <w:tab/>
       <w:tab/>
-      <w:t>2026-06-02</w:t>
+      <w:t>2026-06-03</w:t>
       <w:br/>
       <w:br/>
     </w:r>

--- a/klagomål/A 3960-2024 FSC-klagomål.docx
+++ b/klagomål/A 3960-2024 FSC-klagomål.docx
@@ -971,7 +971,7 @@
     <w:r>
       <w:tab/>
       <w:tab/>
-      <w:t>2026-06-03</w:t>
+      <w:t>2026-06-04</w:t>
       <w:br/>
       <w:br/>
     </w:r>

--- a/klagomål/A 3960-2024 FSC-klagomål.docx
+++ b/klagomål/A 3960-2024 FSC-klagomål.docx
@@ -971,7 +971,7 @@
     <w:r>
       <w:tab/>
       <w:tab/>
-      <w:t>2026-06-04</w:t>
+      <w:t>2026-06-05</w:t>
       <w:br/>
       <w:br/>
     </w:r>

--- a/klagomål/A 3960-2024 FSC-klagomål.docx
+++ b/klagomål/A 3960-2024 FSC-klagomål.docx
@@ -971,7 +971,7 @@
     <w:r>
       <w:tab/>
       <w:tab/>
-      <w:t>2026-06-05</w:t>
+      <w:t>2026-06-06</w:t>
       <w:br/>
       <w:br/>
     </w:r>

--- a/klagomål/A 3960-2024 FSC-klagomål.docx
+++ b/klagomål/A 3960-2024 FSC-klagomål.docx
@@ -971,7 +971,7 @@
     <w:r>
       <w:tab/>
       <w:tab/>
-      <w:t>2026-06-06</w:t>
+      <w:t>2026-06-07</w:t>
       <w:br/>
       <w:br/>
     </w:r>

--- a/klagomål/A 3960-2024 FSC-klagomål.docx
+++ b/klagomål/A 3960-2024 FSC-klagomål.docx
@@ -971,7 +971,7 @@
     <w:r>
       <w:tab/>
       <w:tab/>
-      <w:t>2026-06-07</w:t>
+      <w:t>2026-06-08</w:t>
       <w:br/>
       <w:br/>
     </w:r>

--- a/klagomål/A 3960-2024 FSC-klagomål.docx
+++ b/klagomål/A 3960-2024 FSC-klagomål.docx
@@ -971,7 +971,7 @@
     <w:r>
       <w:tab/>
       <w:tab/>
-      <w:t>2026-06-08</w:t>
+      <w:t>2026-06-09</w:t>
       <w:br/>
       <w:br/>
     </w:r>

--- a/klagomål/A 3960-2024 FSC-klagomål.docx
+++ b/klagomål/A 3960-2024 FSC-klagomål.docx
@@ -971,7 +971,7 @@
     <w:r>
       <w:tab/>
       <w:tab/>
-      <w:t>2026-06-09</w:t>
+      <w:t>2026-06-10</w:t>
       <w:br/>
       <w:br/>
     </w:r>

--- a/klagomål/A 3960-2024 FSC-klagomål.docx
+++ b/klagomål/A 3960-2024 FSC-klagomål.docx
@@ -971,7 +971,7 @@
     <w:r>
       <w:tab/>
       <w:tab/>
-      <w:t>2026-06-10</w:t>
+      <w:t>2026-06-11</w:t>
       <w:br/>
       <w:br/>
     </w:r>

--- a/klagomål/A 3960-2024 FSC-klagomål.docx
+++ b/klagomål/A 3960-2024 FSC-klagomål.docx
@@ -971,7 +971,7 @@
     <w:r>
       <w:tab/>
       <w:tab/>
-      <w:t>2026-06-11</w:t>
+      <w:t>2026-06-12</w:t>
       <w:br/>
       <w:br/>
     </w:r>

--- a/klagomål/A 3960-2024 FSC-klagomål.docx
+++ b/klagomål/A 3960-2024 FSC-klagomål.docx
@@ -971,7 +971,7 @@
     <w:r>
       <w:tab/>
       <w:tab/>
-      <w:t>2026-06-12</w:t>
+      <w:t>2026-06-13</w:t>
       <w:br/>
       <w:br/>
     </w:r>

--- a/klagomål/A 3960-2024 FSC-klagomål.docx
+++ b/klagomål/A 3960-2024 FSC-klagomål.docx
@@ -971,7 +971,7 @@
     <w:r>
       <w:tab/>
       <w:tab/>
-      <w:t>2026-06-13</w:t>
+      <w:t>2026-06-14</w:t>
       <w:br/>
       <w:br/>
     </w:r>

--- a/klagomål/A 3960-2024 FSC-klagomål.docx
+++ b/klagomål/A 3960-2024 FSC-klagomål.docx
@@ -971,7 +971,7 @@
     <w:r>
       <w:tab/>
       <w:tab/>
-      <w:t>2026-06-15</w:t>
+      <w:t>2026-06-16</w:t>
       <w:br/>
       <w:br/>
     </w:r>

--- a/klagomål/A 3960-2024 FSC-klagomål.docx
+++ b/klagomål/A 3960-2024 FSC-klagomål.docx
@@ -971,7 +971,7 @@
     <w:r>
       <w:tab/>
       <w:tab/>
-      <w:t>2026-06-16</w:t>
+      <w:t>2026-06-17</w:t>
       <w:br/>
       <w:br/>
     </w:r>

--- a/klagomål/A 3960-2024 FSC-klagomål.docx
+++ b/klagomål/A 3960-2024 FSC-klagomål.docx
@@ -1,6 +1,6 @@
 
 <file path=word/document.xml><?xml version="1.0" encoding="utf-8"?>
-<w:document xmlns:wpc="http://schemas.microsoft.com/office/word/2010/wordprocessingCanvas" xmlns:cx="http://schemas.microsoft.com/office/drawing/2014/chartex" xmlns:cx1="http://schemas.microsoft.com/office/drawing/2015/9/8/chartex" xmlns:cx2="http://schemas.microsoft.com/office/drawing/2015/10/21/chartex" xmlns:cx3="http://schemas.microsoft.com/office/drawing/2016/5/9/chartex" xmlns:cx4="http://schemas.microsoft.com/office/drawing/2016/5/10/chartex" xmlns:cx5="http://schemas.microsoft.com/office/drawing/2016/5/11/chartex" xmlns:cx6="http://schemas.microsoft.com/office/drawing/2016/5/12/chartex" xmlns:cx7="http://schemas.microsoft.com/office/drawing/2016/5/13/chartex" xmlns:cx8="http://schemas.microsoft.com/office/drawing/2016/5/14/chartex" xmlns:mc="http://schemas.openxmlformats.org/markup-compatibility/2006" xmlns:aink="http://schemas.microsoft.com/office/drawing/2016/ink" xmlns:am3d="http://schemas.microsoft.com/office/drawing/2017/model3d" xmlns:o="urn:schemas-microsoft-com:office:office" xmlns:oel="http://schemas.microsoft.com/office/2019/extlst" xmlns:r="http://schemas.openxmlformats.org/officeDocument/2006/relationships" xmlns:m="http://schemas.openxmlformats.org/officeDocument/2006/math" xmlns:v="urn:schemas-microsoft-com:vml" xmlns:wp14="http://schemas.microsoft.com/office/word/2010/wordprocessingDrawing" xmlns:wp="http://schemas.openxmlformats.org/drawingml/2006/wordprocessingDrawing" xmlns:w10="urn:schemas-microsoft-com:office:word" xmlns:w="http://schemas.openxmlformats.org/wordprocessingml/2006/main" xmlns:w14="http://schemas.microsoft.com/office/word/2010/wordml" xmlns:w15="http://schemas.microsoft.com/office/word/2012/wordml" xmlns:w16cex="http://schemas.microsoft.com/office/word/2018/wordml/cex" xmlns:w16cid="http://schemas.microsoft.com/office/word/2016/wordml/cid" xmlns:w16="http://schemas.microsoft.com/office/word/2018/wordml" xmlns:w16sdtdh="http://schemas.microsoft.com/office/word/2020/wordml/sdtdatahash" xmlns:w16se="http://schemas.microsoft.com/office/word/2015/wordml/symex" xmlns:wpg="http://schemas.microsoft.com/office/word/2010/wordprocessingGroup" xmlns:wpi="http://schemas.microsoft.com/office/word/2010/wordprocessingInk" xmlns:wne="http://schemas.microsoft.com/office/word/2006/wordml" xmlns:wps="http://schemas.microsoft.com/office/word/2010/wordprocessingShape" mc:Ignorable="w14 w15 w16se w16cid w16 w16cex w16sdtdh wp14">
+<w:document xmlns:wpc="http://schemas.microsoft.com/office/word/2010/wordprocessingCanvas" xmlns:cx="http://schemas.microsoft.com/office/drawing/2014/chartex" xmlns:cx1="http://schemas.microsoft.com/office/drawing/2015/9/8/chartex" xmlns:cx2="http://schemas.microsoft.com/office/drawing/2015/10/21/chartex" xmlns:cx3="http://schemas.microsoft.com/office/drawing/2016/5/9/chartex" xmlns:cx4="http://schemas.microsoft.com/office/drawing/2016/5/10/chartex" xmlns:cx5="http://schemas.microsoft.com/office/drawing/2016/5/11/chartex" xmlns:cx6="http://schemas.microsoft.com/office/drawing/2016/5/12/chartex" xmlns:cx7="http://schemas.microsoft.com/office/drawing/2016/5/13/chartex" xmlns:cx8="http://schemas.microsoft.com/office/drawing/2016/5/14/chartex" xmlns:mc="http://schemas.openxmlformats.org/markup-compatibility/2006" xmlns:aink="http://schemas.microsoft.com/office/drawing/2016/ink" xmlns:am3d="http://schemas.microsoft.com/office/drawing/2017/model3d" xmlns:o="urn:schemas-microsoft-com:office:office" xmlns:oel="http://schemas.microsoft.com/office/2019/extlst" xmlns:r="http://schemas.openxmlformats.org/officeDocument/2006/relationships" xmlns:m="http://schemas.openxmlformats.org/officeDocument/2006/math" xmlns:v="urn:schemas-microsoft-com:vml" xmlns:wp14="http://schemas.microsoft.com/office/word/2010/wordprocessingDrawing" xmlns:wp="http://schemas.openxmlformats.org/drawingml/2006/wordprocessingDrawing" xmlns:w10="urn:schemas-microsoft-com:office:word" xmlns:w="http://schemas.openxmlformats.org/wordprocessingml/2006/main" xmlns:w14="http://schemas.microsoft.com/office/word/2010/wordml" xmlns:w15="http://schemas.microsoft.com/office/word/2012/wordml" xmlns:w16cex="http://schemas.microsoft.com/office/word/2018/wordml/cex" xmlns:w16cid="http://schemas.microsoft.com/office/word/2016/wordml/cid" xmlns:w16="http://schemas.microsoft.com/office/word/2018/wordml" xmlns:w16du="http://schemas.microsoft.com/office/word/2023/wordml/word16du" xmlns:w16sdtdh="http://schemas.microsoft.com/office/word/2020/wordml/sdtdatahash" xmlns:w16sdtfl="http://schemas.microsoft.com/office/word/2024/wordml/sdtformatlock" xmlns:w16se="http://schemas.microsoft.com/office/word/2015/wordml/symex" xmlns:wpg="http://schemas.microsoft.com/office/word/2010/wordprocessingGroup" xmlns:wpi="http://schemas.microsoft.com/office/word/2010/wordprocessingInk" xmlns:wne="http://schemas.microsoft.com/office/word/2006/wordml" xmlns:wps="http://schemas.microsoft.com/office/word/2010/wordprocessingShape" mc:Ignorable="w14 w15 w16se w16cid w16 w16cex w16sdtdh w16sdtfl w16du wp14">
   <w:body>
     <w:p>
       <w:r>
@@ -168,12 +168,12 @@
     </w:p>
     <w:p>
       <w:r>
-        <w:t>Detta dokument behandlar höga naturvärden i avverkningsanmälan A 3960-2024 i Sundsvalls kommun. Denna avverkningsanmälan inkom 2024-01-31 00:00:00 och omfattar 3,1 ha.</w:t>
+        <w:t>Detta dokument behandlar höga naturvärden i avverkningsanmälan A 3960-2024 i Sundsvalls kommun som inkom 2024-01-31 och omfattar 3,1 ha.</w:t>
       </w:r>
     </w:p>
     <w:p>
       <w:r>
-        <w:t>Nedan presenteras fynd av naturvårdsarter och fridlysta arter som gjorts i det avverkningsanmälda området, samt relevanta utdrag ur standarderna för FSC, Chain of Custody, Controlled Wood och PEFC. I BILAGA 1 finns artfakta om fridlysta arter.</w:t>
+        <w:t>Nedan presenteras fynd av naturvårdsarter och fridlysta arter som gjorts i det avverkningsanmälda området, samt relevanta utdrag ur standarderna för FSC, Chain of Custody, Controlled Wood och PEFC. I BILAGA 1 finns artfakta om fridlysta och rödlistade arter.</w:t>
       </w:r>
     </w:p>
     <w:p>
@@ -191,12 +191,15 @@
     </w:p>
     <w:p>
       <w:r>
-        <w:t>I avverkningsanmälan har följande 2 naturvårdsarter hittats: tretåig hackspett (NT, §4) och skinnlav (S). Av dessa är 1 rödlistade. För rödlistade arter har rödlistekategorin angivits inom parentes. Arter som är signalarter enligt Skogsstyrelsen har markerats med (S). För fridlysta arter anges även paragrafen i Artskyddsförordningen som arten är fridlyst enligt.</w:t>
+        <w:t>I och inom 15 meter från avverkningsanmälan har följande 4 naturvårdsarter hittats: garnlav (VU, T), lunglav (NT, T), tretåig hackspett (NT, T, §4) och skinnlav (S, T). Av dessa är 3 rödlistade. För rödlistade arter har rödlistekategorin angivits inom parentes. Arter som är signalarter enligt Skogsstyrelsen har markerats med (S). Typiska arter inom Natura 2000 som är kopplade till skogsekosystem har markerats med (T). För fridlysta arter anges även paragrafen i Artskyddsförordningen som arten är fridlyst enligt.</w:t>
       </w:r>
     </w:p>
     <w:p>
       <w:r>
-        <w:t>De påträffade naturvårdsarterna är ett tydligt kvitto på att detta rör sig om en skog med höga naturvärden. I Figur 1 visas en karta över det avverkningsanmälda området, där samtliga fyndplatser för naturvårdsarter som finns registrerade på Artportalen har markerats.</w:t>
+        <w:t>De påträffade naturvårdsarterna är ett tydligt kvitto på att det rör sig om en skog med höga naturvärden.</w:t>
+      </w:r>
+      <w:r>
+        <w:t xml:space="preserve"> I Figur 1 visas fyndplatser för naturvårdsarter i området, som finns registrerade på Artportalen.</w:t>
       </w:r>
     </w:p>
     <w:p>
@@ -206,7 +209,7 @@
       <w:r>
         <w:drawing>
           <wp:inline xmlns:a="http://schemas.openxmlformats.org/drawingml/2006/main" xmlns:pic="http://schemas.openxmlformats.org/drawingml/2006/picture">
-            <wp:extent cx="5486400" cy="4648482"/>
+            <wp:extent cx="5486400" cy="4497303"/>
             <wp:docPr id="1" name="Picture 1"/>
             <wp:cNvGraphicFramePr>
               <a:graphicFrameLocks noChangeAspect="1"/>
@@ -227,7 +230,7 @@
                   <pic:spPr>
                     <a:xfrm>
                       <a:off x="0" y="0"/>
-                      <a:ext cx="5486400" cy="4648482"/>
+                      <a:ext cx="5486400" cy="4497303"/>
                     </a:xfrm>
                     <a:prstGeom prst="rect"/>
                   </pic:spPr>
@@ -241,9 +244,164 @@
     <w:p>
       <w:pPr>
         <w:pStyle w:val="Caption"/>
+        <w:spacing w:after="240"/>
       </w:pPr>
       <w:r>
-        <w:t>Figur 1. Fyndplatser för naturvårdsarter i det avverkningsanmälda området (röd linje). Markörer utan svart kant är placerade på fyndplatsen. Markörer med svart kant är placerade vid sidan av fyndplatsen och har ett svart streck som visar fyndplatsens exakta position. Kartans mittpunktskoordinat är N 6963074, E 591237 i SWEREF 99 TM.</w:t>
+        <w:t>Figur 1. Fyndplatser för naturvårdsarter i och inom 15 meter från avverkningsanmälan (röd linje). Markörer utan svart kant är placerade på fyndplatsen. Markörer med svart kant är placerade vid sidan av fyndplatsen och har ett svart streck som visar fyndplatsens exakta position. Kartans mittpunktskoordinat är N 6963074, E 591237 i SWEREF 99 TM.</w:t>
+      </w:r>
+    </w:p>
+    <w:p>
+      <w:pPr>
+        <w:pStyle w:val="Heading2"/>
+      </w:pPr>
+      <w:r>
+        <w:t>Fridlysta arter</w:t>
+      </w:r>
+    </w:p>
+    <w:p>
+      <w:r>
+        <w:t>Följande fridlysta arter har sina livsmiljöer och växtplatser i den avverkningsanmälda skogen: tretåig hackspett (NT, T, §4).</w:t>
+      </w:r>
+    </w:p>
+    <w:p>
+      <w:r>
+        <w:t xml:space="preserve">Observera att medlemsländerna är skyldiga att agera i enlighet med EU:s fågeldirektiv där det uttryckligen står att direktivet gäller för fåglar samt för deras ägg, bon och </w:t>
+      </w:r>
+      <w:r>
+        <w:rPr>
+          <w:b/>
+        </w:rPr>
+        <w:t xml:space="preserve">livsmiljöer </w:t>
+      </w:r>
+      <w:r>
+        <w:t>(artikel 1). Vidare att de åtgärder som vidtas inte får leda till en försämring av den nuvarande situationen beträffande bevarandet av de fågelarter som avses i artikel 1 (artikel 13). Fågeldirektivet är styrande för tillsynsansvariga myndigheters ärendehantering, ställningstaganden och beslutsfattande.</w:t>
+      </w:r>
+    </w:p>
+    <w:p>
+      <w:r>
+        <w:rPr>
+          <w:b/>
+        </w:rPr>
+        <w:t>Tretåig hackspett (NT, §4)</w:t>
+      </w:r>
+      <w:r>
+        <w:t xml:space="preserve"> är rödlistad som nära hotad och ingår i bilaga 1 i EU:s fågeldirektiv. Tretåig hackspett är för sin överlevnad beroende av kontinuerlig tillförsel av äldre döende och död ved, som sker genom naturliga självgallringsprocesser i äldre grannaturskogar och barrblandade naturskogar. Om en skog genom skogsbruk gallras eller glesas ur så upphör och uteblir i stort sett den naturliga självgallringsprocessen för mycket lång tid framöver vilket omöjliggör upprätthållandet av den kontinuerliga ekologiska funktionen i ett område. Det finns studier som visar att naturskogens självgallringsprocess som den tretåiga hackspetten är beroende av, inte kan ersättas med efterlämnad hänsyn i skogsbruket (Imbeau &amp; Desrochers, 2002). Storleken på häckningsreviret varierar med skogstypen, förekomsten av död ved och graden av fragmentering, men är i allmänhet i storleksordningen 25–100 hektar. Vintertid krävs ofta betydligt större områden och det finns studier som antyder att arten behöver minst 100 hektar äldre skog. I områden med låg bonitet kan det behövas över 200 hektar lämpligt habitat för att ett par ska kunna reproducera sig. Områden med dokumenterad permanent förekomst i naturskogsmiljöer har vanligen så stora naturvärden att skogsbruk är olämpligt. Tretåig hackspett är typisk art för </w:t>
+      </w:r>
+      <w:r>
+        <w:rPr>
+          <w:i/>
+        </w:rPr>
+        <w:t xml:space="preserve">9010 Taiga, 9740 Skogsbevuxen myr, 9030 Landhöjningsskog </w:t>
+      </w:r>
+      <w:r>
+        <w:t xml:space="preserve">och </w:t>
+      </w:r>
+      <w:r>
+        <w:rPr>
+          <w:i/>
+        </w:rPr>
+        <w:t>9040 Fjällbjörkskog</w:t>
+      </w:r>
+      <w:r>
+        <w:t xml:space="preserve"> (Skogsstyrelsen, 2016; SLU Artdatabanken, 2024).</w:t>
+      </w:r>
+    </w:p>
+    <w:p>
+      <w:r>
+        <w:t>I BILAGA 1 finns mer detaljerad information om ekologi samt krav på livsmiljö hos fridlysta arter.</w:t>
+      </w:r>
+    </w:p>
+    <w:p>
+      <w:pPr>
+        <w:pStyle w:val="Heading2"/>
+      </w:pPr>
+      <w:r>
+        <w:t>Övriga naturvårdsarter</w:t>
+      </w:r>
+    </w:p>
+    <w:p>
+      <w:r>
+        <w:rPr>
+          <w:b/>
+        </w:rPr>
+        <w:t>Garnlav (VU)</w:t>
+      </w:r>
+      <w:r>
+        <w:t xml:space="preserve"> är en utpräglad barrskogsart som ibland kan drapera träden i norrländska grannaturskogar med hög luftfuktighet. Den förekommer även i talldominerade bestånd där den, förutom i trädens grenverk, påträffas hängande över ojämnheter i tallbarken. Arten har minskat starkt i södra och mellersta Sverige och den minskar även i sitt nordliga utbredningsområde. Minskningstakten uppgår till 30 (20–50) % inom 50 år och överstiger gränsvärdet för Sårbar (VU). Orsaken till tillbakagången beror främst på slutavverkningar av naturskogsartade skogar. Bestånd med riklig förekomst bör regelmässigt sparas, vilket även gynnar flera andra sällsynta och rödlistade arter. Garnlav är värdväxt för den mycket sällsynta och akut hotade fjärilen barrskogslavfly (CR) som hör hemma i boreala barrskogar med riklig förekomst av värdväxten. Tidigare kunde arten konstateras årligen på flera platser vid Dala-Floda i Dalarna innan lokalerna kalavverkades. Senaste fyndet i landet av barrskogslavfly är från år 2000 då den påträffades vid Högberget i Sollefteå kommun. Garnlav är typisk art för </w:t>
+      </w:r>
+      <w:r>
+        <w:rPr>
+          <w:i/>
+        </w:rPr>
+        <w:t xml:space="preserve">9010 Taiga </w:t>
+      </w:r>
+      <w:r>
+        <w:t>och</w:t>
+      </w:r>
+      <w:r>
+        <w:rPr>
+          <w:i/>
+        </w:rPr>
+        <w:t xml:space="preserve"> 9070 Trädklädd betesmark</w:t>
+      </w:r>
+      <w:r>
+        <w:t xml:space="preserve"> (SLU Artdatabanken, 2026).</w:t>
+      </w:r>
+    </w:p>
+    <w:p>
+      <w:r>
+        <w:rPr>
+          <w:b/>
+        </w:rPr>
+        <w:t>Lunglav (NT)</w:t>
+      </w:r>
+      <w:r>
+        <w:t xml:space="preserve"> är en av vårt lands främsta signalarter som överallt indikerar gamla lövträd, skogsbestånd med höga naturvärden och ekosystem med långskoglig kontinuitet. Lokalt kan förekomsten vara mycket riklig men den hittas nästan enbart i gamla och ej slutavverkade skogar. Artens samtliga förekomster bör uppmärksammas från naturvårdssynpunkt, då många lokaler även hyser andra ovanliga och rödlistade arter. Rikliga förekomster bör skyddas med biotopskydd, frivilliga avsättningar eller reservat. På lunglav kan de sällsynta lavparasiterna lunglavshårprick (CR), </w:t>
+      </w:r>
+      <w:r>
+        <w:rPr>
+          <w:i/>
+        </w:rPr>
+        <w:t>Abrothallus diederichii</w:t>
+      </w:r>
+      <w:r>
+        <w:t xml:space="preserve"> (VU), </w:t>
+      </w:r>
+      <w:r>
+        <w:rPr>
+          <w:i/>
+        </w:rPr>
+        <w:t>Abrothallus lobariae</w:t>
+      </w:r>
+      <w:r>
+        <w:t xml:space="preserve"> (VU), </w:t>
+      </w:r>
+      <w:r>
+        <w:rPr>
+          <w:i/>
+        </w:rPr>
+        <w:t>Calycina lobariae</w:t>
+      </w:r>
+      <w:r>
+        <w:t xml:space="preserve"> (VU), lunglavsknapp (VU) och skrovelmössing (VU) påträffas. Lunglav är typisk art för </w:t>
+      </w:r>
+      <w:r>
+        <w:rPr>
+          <w:i/>
+        </w:rPr>
+        <w:t>9010 Taiga, 9020 Nordlig ädellövskog, 9110 Näringsfattig bokskog, 9130 Näringsrik bokskog, 9160 Näringsrik ekskog, 9180 Ädellövskog i branter, 9190 Näringsfattig ekskog, 9070 Trädklädd betesmark, 9040 Fjällbjörkskog</w:t>
+      </w:r>
+      <w:r>
+        <w:t xml:space="preserve"> och</w:t>
+      </w:r>
+      <w:r>
+        <w:rPr>
+          <w:i/>
+        </w:rPr>
+        <w:t xml:space="preserve"> 6530 Lövängar</w:t>
+      </w:r>
+      <w:r>
+        <w:t xml:space="preserve"> (SLU Artdatabanken, 2026; Nitare &amp; Skogsstyrelsen, 2019).</w:t>
       </w:r>
     </w:p>
     <w:p>
@@ -280,26 +438,26 @@
         <w:pStyle w:val="Heading1"/>
       </w:pPr>
       <w:r>
-        <w:t>Fridlysta arter</w:t>
+        <w:t>Certifiering</w:t>
       </w:r>
     </w:p>
     <w:p>
-      <w:r>
-        <w:t>Följande fridlysta arter har sina livsmiljöer och växtplatser i den avverkningsanmälda skogen: tretåig hackspett (NT, §4).</w:t>
+      <w:pPr>
+        <w:pStyle w:val="Heading2"/>
+      </w:pPr>
+      <w:r>
+        <w:t>Ur FSC-standarden</w:t>
       </w:r>
     </w:p>
     <w:p>
-      <w:r>
-        <w:t xml:space="preserve">Observera att medlemsländerna är skyldiga att agera i enlighet med EU:s fågeldirektiv där det uttryckligen står att direktivet gäller för fåglar samt för deras ägg, bon och </w:t>
-      </w:r>
       <w:r>
         <w:rPr>
           <w:b/>
         </w:rPr>
-        <w:t xml:space="preserve">livsmiljöer </w:t>
-      </w:r>
-      <w:r>
-        <w:t>(artikel 1). Vidare att de åtgärder som vidtas inte får leda till en försämring av den nuvarande situationen beträffande bevarandet av de fågelarter som avses i artikel 1 (artikel 13). Fågeldirektivet är styrande för tillsynsansvariga myndigheters ärendehantering, ställningstaganden och beslutsfattande.</w:t>
+        <w:t xml:space="preserve">PRINCIP 1: LAGEFTERLEVNAD: </w:t>
+      </w:r>
+      <w:r>
+        <w:t>Certifikatsinnehavaren ska följa alla tillämpliga lagar, förordningar och nationellt ratificerade internationella avtal, konventioner och överenskommelser.</w:t>
       </w:r>
     </w:p>
     <w:p>
@@ -307,33 +465,234 @@
         <w:rPr>
           <w:b/>
         </w:rPr>
-        <w:t>Tretåig hackspett (NT, §4)</w:t>
-      </w:r>
-      <w:r>
-        <w:t xml:space="preserve"> är rödlistad som nära hotad och ingår i bilaga 1 i EU:s fågeldirektiv. Tretåig hackspett är för sin överlevnad beroende av kontinuerlig tillförsel av äldre döende och död ved, som sker genom naturliga självgallringsprocesser i äldre grannaturskogar och barrblandade naturskogar. Om en skog genom skogsbruk gallras eller glesas ur så upphör och uteblir i stort sett den naturliga självgallringsprocessen för mycket lång tid framöver vilket omöjliggör upprätthållandet av den kontinuerliga ekologiska funktionen i ett område. Det finns studier som visar att naturskogens självgallringsprocess som den tretåiga hackspetten är beroende av, inte kan ersättas med efterlämnad hänsyn i skogsbruket (Imbeau &amp; Desrochers, 2002). Storleken på häckningsreviret varierar med skogstypen, förekomsten av död ved och graden av fragmentering, men är i allmänhet i storleksordningen 25–100 hektar. Vintertid krävs ofta betydligt större områden och det finns studier som antyder att arten behöver minst 100 hektar äldre skog. I områden med låg bonitet kan det behövas över 200 hektar lämpligt habitat för att ett par ska kunna reproducera sig. Områden med dokumenterad permanent förekomst i naturskogsmiljöer har vanligen så stora naturvärden att skogsbruk är olämpligt. Tretåig hackspett är typisk art för </w:t>
+        <w:t xml:space="preserve">1.3.1 </w:t>
+      </w:r>
+      <w:r>
+        <w:t>Tillämpliga lagar och föreskrifter för brukandet av skogen följs.</w:t>
+      </w:r>
+    </w:p>
+    <w:p>
+      <w:pPr>
+        <w:pStyle w:val="ListBullet"/>
+      </w:pPr>
+      <w:r>
+        <w:rPr>
+          <w:b/>
+          <w:i/>
+        </w:rPr>
+        <w:t xml:space="preserve">Kommentar: </w:t>
+      </w:r>
+      <w:r>
+        <w:t>I den avverkningsanmälda skogen har fridlysta arter sina livsmiljöer och växtplatser. Att skada de fridlysta arternas livsmiljöer, växtplatser eller ekologiska funktion är inte tillåtet enligt artskyddsförordningen.</w:t>
       </w:r>
       <w:r>
         <w:rPr>
           <w:i/>
         </w:rPr>
-        <w:t xml:space="preserve">9010 Taiga, 9740 Skogsbevuxen myr, 9030 Landhöjningsskog </w:t>
-      </w:r>
-      <w:r>
-        <w:t xml:space="preserve">och </w:t>
+        <w:t xml:space="preserve"> EU:s medlemsländer och skogsbolag är skyldiga att agera i enlighet med EU:s fågeldirektiv där det uttryckligen står att direktivet gäller för fåglar samt för deras ägg, bon och </w:t>
+      </w:r>
+      <w:r>
+        <w:rPr>
+          <w:b/>
+          <w:i/>
+        </w:rPr>
+        <w:t xml:space="preserve">livsmiljöer </w:t>
+      </w:r>
+      <w:r>
+        <w:t>(artikel 1). Vidare att de åtgärder som vidtas inte får leda till en försämring av den nuvarande situationen beträffande bevarandet av de fågelarter som avses i artikel 1 (artikel 13).</w:t>
+      </w:r>
+    </w:p>
+    <w:p>
+      <w:r>
+        <w:rPr>
+          <w:b/>
+        </w:rPr>
+        <w:t xml:space="preserve">6.4 </w:t>
+      </w:r>
+      <w:r>
+        <w:t>Certifikatsinnehavaren ska skydda sällsynta arter och hotade arter samt deras livsmiljöer inom skogsbruksenheten. Det ska ske genom avsättningar, andra skyddade områden och genom att skapa konnektivitet och/eller genom andra direkta åtgärder som gynnar dessa arters överlevnad och livskraft. Åtgärderna ska stå i förhållande till brukandets skala, intensitet och risk, samt till sällsynta och hotade arters bevarandestatus och ekologiska krav. Certifikatsinnehavaren ska beakta den geografiska spridningen och ekologiska krav hos sällsynta och hotade arter utanför skogsbruksenhetens gränser när beslut om åtgärder inom skogsbruksenheten ska fattas.</w:t>
+      </w:r>
+    </w:p>
+    <w:p>
+      <w:r>
+        <w:rPr>
+          <w:b/>
+        </w:rPr>
+        <w:t xml:space="preserve">6.4.3 </w:t>
+      </w:r>
+      <w:r>
+        <w:t>Bevarandeåtgärder genomförs för de kända förekomster av rödlistade arter som påverkas av skogsbruk.</w:t>
+      </w:r>
+    </w:p>
+    <w:p>
+      <w:pPr>
+        <w:pStyle w:val="ListBullet"/>
+      </w:pPr>
+      <w:r>
+        <w:rPr>
+          <w:b/>
+          <w:i/>
+        </w:rPr>
+        <w:t xml:space="preserve">Kommentar: </w:t>
       </w:r>
       <w:r>
         <w:rPr>
           <w:i/>
         </w:rPr>
-        <w:t>9040 Fjällbjörkskog</w:t>
-      </w:r>
-      <w:r>
-        <w:t xml:space="preserve"> (Skogsstyrelsen, 2016; SLU Artdatabanken, 2024).</w:t>
+        <w:t>I det avverkningsanmälda skogsområdet har 4 naturvårdsarter varav 3 rödlistade arter sina livsmiljöer och växtplatser.</w:t>
       </w:r>
     </w:p>
     <w:p>
-      <w:r>
-        <w:t>I BILAGA 1 finns mer detaljerad information om ekologi samt krav på livsmiljö hos fridlysta arter.</w:t>
+      <w:pPr>
+        <w:pStyle w:val="Heading2"/>
+      </w:pPr>
+      <w:r>
+        <w:t>Ur Chain of Custody Certification (FSC-STD-40-004 ver 3.0)</w:t>
+      </w:r>
+    </w:p>
+    <w:p>
+      <w:r>
+        <w:rPr>
+          <w:b/>
+        </w:rPr>
+        <w:t xml:space="preserve">1.3 </w:t>
+      </w:r>
+      <w:r>
+        <w:t xml:space="preserve">The organization shall commit to the FSC values as defined in FSC-POL-01-004 Policy for the Association of Organizations with FSC. </w:t>
+      </w:r>
+    </w:p>
+    <w:p>
+      <w:pPr>
+        <w:pStyle w:val="Heading2"/>
+      </w:pPr>
+      <w:r>
+        <w:t>Ur FSC:s policy för associerade organisationer (FSC-POL-01-004)</w:t>
+      </w:r>
+    </w:p>
+    <w:p>
+      <w:r>
+        <w:t xml:space="preserve">Som “Chain of Custody”-certifierad organisation är skogsbolaget bunden av de fastställda reglerna i Del 1 Punkt 1 c) i Policy för organisationer associerade med FSC (FSC-POL-01-004 V2-0 EN + SVE version 2012-03-02): </w:t>
+      </w:r>
+    </w:p>
+    <w:p>
+      <w:pPr>
+        <w:pStyle w:val="ListNumber"/>
+      </w:pPr>
+      <w:r>
+        <w:t>De organisationer FSC kan acceptera association med får inte direkt eller indirekt ha några kopplingar till nedanstående, oacceptabla aktiviteter:</w:t>
+      </w:r>
+    </w:p>
+    <w:p>
+      <w:pPr>
+        <w:ind w:left="357"/>
+      </w:pPr>
+      <w:r>
+        <w:t>a) Olaglig skogsavverkning och handel med olagligt avverkat virke eller skogsprodukter</w:t>
+      </w:r>
+    </w:p>
+    <w:p>
+      <w:pPr>
+        <w:ind w:left="357"/>
+      </w:pPr>
+      <w:r>
+        <w:t>...</w:t>
+      </w:r>
+    </w:p>
+    <w:p>
+      <w:pPr>
+        <w:ind w:left="357"/>
+      </w:pPr>
+      <w:r>
+        <w:t>c) Skogsbruk som förstör höga naturvärden</w:t>
+      </w:r>
+    </w:p>
+    <w:p>
+      <w:pPr>
+        <w:ind w:left="357"/>
+      </w:pPr>
+      <w:r>
+        <w:t>d) Betydande omvandling av skog till plantager eller annan, icke skoglig, markanvändning</w:t>
+      </w:r>
+    </w:p>
+    <w:p>
+      <w:pPr>
+        <w:pStyle w:val="ListBullet"/>
+      </w:pPr>
+      <w:r>
+        <w:rPr>
+          <w:b/>
+          <w:i/>
+        </w:rPr>
+        <w:t xml:space="preserve">Kommentar: </w:t>
+      </w:r>
+      <w:r>
+        <w:rPr>
+          <w:i/>
+        </w:rPr>
+        <w:t>Avverkning av skog med höga naturvärden samt skada på fridlysta arter strider både mot FSC Controlled Wood-standarden och FSC:s policy for associerade organisationer.</w:t>
+      </w:r>
+    </w:p>
+    <w:p>
+      <w:pPr>
+        <w:pStyle w:val="Heading2"/>
+      </w:pPr>
+      <w:r>
+        <w:t>Ur FSC Controlled Wood (FSC-STD-40-005)</w:t>
+      </w:r>
+    </w:p>
+    <w:p>
+      <w:r>
+        <w:t>Virke som inte accepteras i FSC-märkta produkter (oacceptabelt ursprung) enligt FSC Controlled Wood (FSC-STD-40-005):</w:t>
+      </w:r>
+    </w:p>
+    <w:p>
+      <w:pPr>
+        <w:pStyle w:val="ListNumber"/>
+      </w:pPr>
+      <w:r>
+        <w:t>Illegalt avverkat virke.</w:t>
+      </w:r>
+    </w:p>
+    <w:p>
+      <w:pPr>
+        <w:pStyle w:val="ListNumber"/>
+      </w:pPr>
+      <w:r>
+        <w:t>...</w:t>
+      </w:r>
+    </w:p>
+    <w:p>
+      <w:pPr>
+        <w:pStyle w:val="ListNumber"/>
+      </w:pPr>
+      <w:r>
+        <w:t>Virke från avverkningar som hotar höga naturvärden.</w:t>
+      </w:r>
+    </w:p>
+    <w:p>
+      <w:pPr>
+        <w:pStyle w:val="ListNumber"/>
+      </w:pPr>
+      <w:r>
+        <w:t>Virke från skog som konverteras till plantager eller icke-skogligt bruk.</w:t>
+      </w:r>
+    </w:p>
+    <w:p>
+      <w:pPr>
+        <w:pStyle w:val="ListBullet"/>
+      </w:pPr>
+      <w:r>
+        <w:rPr>
+          <w:b/>
+          <w:i/>
+        </w:rPr>
+        <w:t xml:space="preserve">Kommentar: </w:t>
+      </w:r>
+      <w:r>
+        <w:rPr>
+          <w:i/>
+        </w:rPr>
+        <w:t>Avverkning av skog med höga naturvärden samt skada på fridlysta arter strider både mot FSC Controlled Wood-standarden och FSC:s policy for associerade organisationer.</w:t>
       </w:r>
     </w:p>
     <w:p>
@@ -341,7 +700,108 @@
         <w:pStyle w:val="Heading1"/>
       </w:pPr>
       <w:r>
-        <w:t>Certifiering</w:t>
+        <w:t>Ur PEFC-standarden gällande lagefterlevnad</w:t>
+      </w:r>
+    </w:p>
+    <w:p>
+      <w:r>
+        <w:t>PEFC-standarden förutsätter att tillämplig svensk lagstiftning följs. Det är utsedd tillsynsmyndighet som ansvarar för tillsyn av lagens efterlevnad. PEFC-standarden återger innehållet i vissa certifieringskritiska lag- och föreskriftskrav vilka ska ingå i granskning av PEFC-systemets efterlevnad.</w:t>
+      </w:r>
+    </w:p>
+    <w:p>
+      <w:pPr>
+        <w:pStyle w:val="ListBullet"/>
+      </w:pPr>
+      <w:r>
+        <w:rPr>
+          <w:b/>
+          <w:i/>
+        </w:rPr>
+        <w:t xml:space="preserve">Kommentar: </w:t>
+      </w:r>
+      <w:r>
+        <w:rPr>
+          <w:i/>
+        </w:rPr>
+        <w:t>I den avverkningsanmälda skogen har fridlysta arter sina livsmiljöer och växtplatser. Att skada de fridlysta arternas livsmiljöer, växtplatser eller ekologiska funktion är inte tillåtet enligt artskyddsförordningen</w:t>
+      </w:r>
+    </w:p>
+    <w:p>
+      <w:r>
+        <w:br w:type="page"/>
+      </w:r>
+    </w:p>
+    <w:p>
+      <w:pPr>
+        <w:pStyle w:val="Title"/>
+      </w:pPr>
+      <w:r>
+        <w:t>BILAGA 1 –</w:t>
+        <w:br/>
+        <w:t>Fridlysta och rödlistade arter</w:t>
+      </w:r>
+    </w:p>
+    <w:p>
+      <w:pPr>
+        <w:pStyle w:val="Heading1"/>
+      </w:pPr>
+      <w:r>
+        <w:t>Lunglav – ekologi samt krav på livsmiljön</w:t>
+      </w:r>
+    </w:p>
+    <w:p>
+      <w:r>
+        <w:t xml:space="preserve">Lunglav (NT) är en av vårt lands främsta signalarter som överallt indikerar gamla lövträd, skogsbestånd med höga naturvärden och ekosystem med lång skoglig kontinuitet. Lokalt kan förekomsten vara mycket riklig men den hittas nästan enbart i gamla och ej slutavverkade skogar. Artens samtliga förekomster bör uppmärksammas från naturvårdssynpunkt, då många lokaler även hyser andra ovanliga och rödlistade arter, däribland de sällsynta lavparasiterna lunglavshårprick (CR), </w:t>
+      </w:r>
+      <w:r>
+        <w:rPr>
+          <w:i/>
+        </w:rPr>
+        <w:t>Abrothallus diederichii</w:t>
+      </w:r>
+      <w:r>
+        <w:t xml:space="preserve"> (VU), </w:t>
+      </w:r>
+      <w:r>
+        <w:rPr>
+          <w:i/>
+        </w:rPr>
+        <w:t>Abrothallus lobariae</w:t>
+      </w:r>
+      <w:r>
+        <w:t xml:space="preserve"> (VU), </w:t>
+      </w:r>
+      <w:r>
+        <w:rPr>
+          <w:i/>
+        </w:rPr>
+        <w:t>Calycina lobariae</w:t>
+      </w:r>
+      <w:r>
+        <w:t xml:space="preserve"> (VU), lunglavsknapp (VU) och skrovelmössing (VU), som växer på lunglav. Rikliga förekomster med lunglav bör skyddas med biotopskydd, frivilliga avsättningar eller reservat (SLU Artdatabanken, 2026; Nitare &amp; Skogsstyrelsen, 2019).</w:t>
+      </w:r>
+    </w:p>
+    <w:p>
+      <w:r>
+        <w:t xml:space="preserve">Lunglav är typisk art för </w:t>
+      </w:r>
+      <w:r>
+        <w:rPr>
+          <w:i/>
+        </w:rPr>
+        <w:t>9010 Taiga, 9020 Nordlig ädellövskog, 9110 Näringsfattig bokskog, 9130 Näringsrik bokskog, 9160 Näringsrik ekskog, 9180 Ädellövskog i branter, 9190 Näringsfattig ekskog, 9070 Trädklädd betesmark, 9040 Fjällbjörkskog</w:t>
+      </w:r>
+      <w:r>
+        <w:t xml:space="preserve"> och</w:t>
+      </w:r>
+      <w:r>
+        <w:rPr>
+          <w:i/>
+        </w:rPr>
+        <w:t xml:space="preserve"> 6530 Lövängar</w:t>
+      </w:r>
+      <w:r>
+        <w:t xml:space="preserve"> (SLU Artdatabanken, 2026).</w:t>
       </w:r>
     </w:p>
     <w:p>
@@ -349,297 +809,35 @@
         <w:pStyle w:val="Heading2"/>
       </w:pPr>
       <w:r>
-        <w:t>Ur FSC-standarden</w:t>
+        <w:t>Referenser – lunglav</w:t>
       </w:r>
     </w:p>
     <w:p>
       <w:r>
-        <w:rPr>
-          <w:b/>
-        </w:rPr>
-        <w:t xml:space="preserve">PRINCIP 1: LAGEFTERLEVNAD: </w:t>
-      </w:r>
-      <w:r>
-        <w:t>Certifikatsinnehavaren ska följa alla tillämpliga lagar, förordningar och nationellt ratificerade internationella avtal, konventioner och överenskommelser.</w:t>
-      </w:r>
-    </w:p>
-    <w:p>
-      <w:r>
-        <w:rPr>
-          <w:b/>
-        </w:rPr>
-        <w:t xml:space="preserve">1.3.1 </w:t>
-      </w:r>
-      <w:r>
-        <w:t>Tillämpliga lagar och föreskrifter för brukandet av skogen följs.</w:t>
-      </w:r>
-    </w:p>
-    <w:p>
-      <w:pPr>
-        <w:pStyle w:val="ListBullet"/>
-      </w:pPr>
-      <w:r>
-        <w:rPr>
-          <w:b/>
-          <w:i/>
-        </w:rPr>
-        <w:t xml:space="preserve">Kommentar: </w:t>
-      </w:r>
-      <w:r>
-        <w:t>I den avverkningsanmälda skogen har fridlysta arter sina livsmiljöer och växtplatser. Att skada de fridlysta arternas livsmiljöer, växtplatser eller ekologiska funktion är inte tillåtet enligt artskyddsförordningen.</w:t>
+        <w:t xml:space="preserve">Nitare, J. och Skogsstyrelsen, 2019. </w:t>
       </w:r>
       <w:r>
         <w:rPr>
           <w:i/>
         </w:rPr>
-        <w:t xml:space="preserve"> EU:s medlemsländer och skogsbolag är skyldiga att agera i enlighet med EU:s fågeldirektiv där det uttryckligen står att direktivet gäller för fåglar samt för deras ägg, bon och </w:t>
-      </w:r>
-      <w:r>
-        <w:rPr>
-          <w:b/>
-          <w:i/>
-        </w:rPr>
-        <w:t xml:space="preserve">livsmiljöer </w:t>
-      </w:r>
-      <w:r>
-        <w:t>(artikel 1). Vidare att de åtgärder som vidtas inte får leda till en försämring av den nuvarande situationen beträffande bevarandet av de fågelarter som avses i artikel 1 (artikel 13).</w:t>
+        <w:t xml:space="preserve">Skyddsvärd skog – Naturvårdsarter och andra kriterier för naturvärdesbedömning. </w:t>
+      </w:r>
+      <w:r>
+        <w:t>Skogsstyrelsen.</w:t>
       </w:r>
     </w:p>
     <w:p>
       <w:r>
-        <w:rPr>
-          <w:b/>
-        </w:rPr>
-        <w:t xml:space="preserve">6.4 </w:t>
-      </w:r>
-      <w:r>
-        <w:t>Certifikatsinnehavaren ska skydda sällsynta arter och hotade arter samt deras livsmiljöer inom skogsbruksenheten. Det ska ske genom avsättningar, andra skyddade områden och genom att skapa konnektivitet och/eller genom andra direkta åtgärder som gynnar dessa arters överlevnad och livskraft. Åtgärderna ska stå i förhållande till brukandets skala, intensitet och risk, samt till sällsynta och hotade arters bevarandestatus och ekologiska krav. Certifikatsinnehavaren ska beakta den geografiska spridningen och ekologiska krav hos sällsynta och hotade arter utanför skogsbruksenhetens gränser när beslut om åtgärder inom skogsbruksenheten ska fattas.</w:t>
-      </w:r>
-    </w:p>
-    <w:p>
-      <w:r>
-        <w:rPr>
-          <w:b/>
-        </w:rPr>
-        <w:t xml:space="preserve">6.4.3 </w:t>
-      </w:r>
-      <w:r>
-        <w:t>Bevarandeåtgärder genomförs för de kända förekomster av rödlistade arter som påverkas av skogsbruk.</w:t>
-      </w:r>
-    </w:p>
-    <w:p>
-      <w:pPr>
-        <w:pStyle w:val="ListBullet"/>
-      </w:pPr>
-      <w:r>
-        <w:rPr>
-          <w:b/>
-          <w:i/>
-        </w:rPr>
-        <w:t xml:space="preserve">Kommentar: </w:t>
+        <w:t xml:space="preserve">SLU Artdatabanken, 2026. </w:t>
       </w:r>
       <w:r>
         <w:rPr>
           <w:i/>
         </w:rPr>
-        <w:t>I det avverkningsanmälda skogsområdet har 2 naturvårdsarter varav 1 rödlistade arter sina livsmiljöer och växtplatser.</w:t>
-      </w:r>
-    </w:p>
-    <w:p>
-      <w:pPr>
-        <w:pStyle w:val="Heading2"/>
-      </w:pPr>
-      <w:r>
-        <w:t>Ur Chain of Custody Certification (FSC-STD-40-004 ver 3.0)</w:t>
-      </w:r>
-    </w:p>
-    <w:p>
-      <w:r>
-        <w:rPr>
-          <w:b/>
-        </w:rPr>
-        <w:t xml:space="preserve">1.3 </w:t>
-      </w:r>
-      <w:r>
-        <w:t xml:space="preserve">The organization shall commit to the FSC values as defined in FSC-POL-01-004 Policy for the Association of Organizations with FSC. </w:t>
-      </w:r>
-    </w:p>
-    <w:p>
-      <w:pPr>
-        <w:pStyle w:val="Heading2"/>
-      </w:pPr>
-      <w:r>
-        <w:t>Ur FSC:s policy för associerade organisationer (FSC-POL-01-004)</w:t>
-      </w:r>
-    </w:p>
-    <w:p>
-      <w:r>
-        <w:t xml:space="preserve">Som “Chain of Custody”-certifierad organisation är skogsbolaget bunden av de fastställda reglerna i Del 1 Punkt 1 c) i Policy för organisationer associerade med FSC (FSC-POL-01-004 V2-0 EN + SVE version 2012-03-02): </w:t>
-      </w:r>
-    </w:p>
-    <w:p>
-      <w:pPr>
-        <w:pStyle w:val="ListNumber"/>
-      </w:pPr>
-      <w:r>
-        <w:t>De organisationer FSC kan acceptera association med får inte direkt eller indirekt ha några kopplingar till nedanstående, oacceptabla aktiviteter:</w:t>
-      </w:r>
-    </w:p>
-    <w:p>
-      <w:pPr>
-        <w:ind w:left="357"/>
-      </w:pPr>
-      <w:r>
-        <w:t>a) Olaglig skogsavverkning och handel med olagligt avverkat virke eller skogsprodukter</w:t>
-      </w:r>
-    </w:p>
-    <w:p>
-      <w:pPr>
-        <w:ind w:left="357"/>
-      </w:pPr>
-      <w:r>
-        <w:t>...</w:t>
-      </w:r>
-    </w:p>
-    <w:p>
-      <w:pPr>
-        <w:ind w:left="357"/>
-      </w:pPr>
-      <w:r>
-        <w:t>c) Skogsbruk som förstör höga naturvärden</w:t>
-      </w:r>
-    </w:p>
-    <w:p>
-      <w:pPr>
-        <w:ind w:left="357"/>
-      </w:pPr>
-      <w:r>
-        <w:t>d) Betydande omvandling av skog till plantager eller annan, icke skoglig, markanvändning</w:t>
-      </w:r>
-    </w:p>
-    <w:p>
-      <w:pPr>
-        <w:pStyle w:val="ListBullet"/>
-      </w:pPr>
-      <w:r>
-        <w:rPr>
-          <w:b/>
-          <w:i/>
-        </w:rPr>
-        <w:t xml:space="preserve">Kommentar: </w:t>
-      </w:r>
-      <w:r>
-        <w:rPr>
-          <w:i/>
-        </w:rPr>
-        <w:t>Avverkning av skog med höga naturvärden samt skada på fridlysta arter strider både mot FSC Controlled Wood-standarden och FSC:s policy for associerade organisationer.</w:t>
-      </w:r>
-    </w:p>
-    <w:p>
-      <w:pPr>
-        <w:pStyle w:val="Heading2"/>
-      </w:pPr>
-      <w:r>
-        <w:t>Ur FSC Controlled Wood (FSC-STD-40-005)</w:t>
-      </w:r>
-    </w:p>
-    <w:p>
-      <w:r>
-        <w:t>Virke som inte accepteras i FSC-märkta produkter (oacceptabelt ursprung) enligt FSC Controlled Wood (FSC-STD-40-005):</w:t>
-      </w:r>
-    </w:p>
-    <w:p>
-      <w:pPr>
-        <w:pStyle w:val="ListNumber"/>
-      </w:pPr>
-      <w:r>
-        <w:t>Illegalt avverkat virke.</w:t>
-      </w:r>
-    </w:p>
-    <w:p>
-      <w:pPr>
-        <w:pStyle w:val="ListNumber"/>
-      </w:pPr>
-      <w:r>
-        <w:t>...</w:t>
-      </w:r>
-    </w:p>
-    <w:p>
-      <w:pPr>
-        <w:pStyle w:val="ListNumber"/>
-      </w:pPr>
-      <w:r>
-        <w:t>Virke från avverkningar som hotar höga naturvärden.</w:t>
-      </w:r>
-    </w:p>
-    <w:p>
-      <w:pPr>
-        <w:pStyle w:val="ListNumber"/>
-      </w:pPr>
-      <w:r>
-        <w:t>Virke från skog som konverteras till plantager eller icke-skogligt bruk.</w:t>
-      </w:r>
-    </w:p>
-    <w:p>
-      <w:pPr>
-        <w:pStyle w:val="ListBullet"/>
-      </w:pPr>
-      <w:r>
-        <w:rPr>
-          <w:b/>
-          <w:i/>
-        </w:rPr>
-        <w:t xml:space="preserve">Kommentar: </w:t>
-      </w:r>
-      <w:r>
-        <w:rPr>
-          <w:i/>
-        </w:rPr>
-        <w:t>Avverkning av skog med höga naturvärden samt skada på fridlysta arter strider både mot FSC Controlled Wood-standarden och FSC:s policy for associerade organisationer.</w:t>
-      </w:r>
-    </w:p>
-    <w:p>
-      <w:pPr>
-        <w:pStyle w:val="Heading1"/>
-      </w:pPr>
-      <w:r>
-        <w:t>Ur PEFC-standarden gällande lagefterlevnad</w:t>
-      </w:r>
-    </w:p>
-    <w:p>
-      <w:r>
-        <w:t>PEFC-standarden förutsätter att tillämplig svensk lagstiftning följs. Det är utsedd tillsynsmyndighet som ansvarar för tillsyn av lagens efterlevnad. PEFC-standarden återger innehållet i vissa certifieringskritiska lag- och föreskriftskrav vilka ska ingå i granskning av PEFC-systemets efterlevnad.</w:t>
-      </w:r>
-    </w:p>
-    <w:p>
-      <w:pPr>
-        <w:pStyle w:val="ListBullet"/>
-      </w:pPr>
-      <w:r>
-        <w:rPr>
-          <w:b/>
-          <w:i/>
-        </w:rPr>
-        <w:t xml:space="preserve">Kommentar: </w:t>
-      </w:r>
-      <w:r>
-        <w:rPr>
-          <w:i/>
-        </w:rPr>
-        <w:t>I den avverkningsanmälda skogen har fridlysta arter sina livsmiljöer och växtplatser. Att skada de fridlysta arternas livsmiljöer, växtplatser eller ekologiska funktion är inte tillåtet enligt artskyddsförordningen</w:t>
-      </w:r>
-    </w:p>
-    <w:p>
-      <w:r>
-        <w:br w:type="page"/>
-      </w:r>
-    </w:p>
-    <w:p>
-      <w:pPr>
-        <w:pStyle w:val="Title"/>
-      </w:pPr>
-      <w:r>
-        <w:t>BILAGA 1 – Fridlysta arter</w:t>
+        <w:t xml:space="preserve">Artfaktablad. Naturvård – artfakta. </w:t>
+      </w:r>
+      <w:r>
+        <w:t>SLU Artdatabanken, Uppsala.</w:t>
       </w:r>
     </w:p>
     <w:p>
@@ -861,7 +1059,7 @@
 </file>
 
 <file path=word/endnotes.xml><?xml version="1.0" encoding="utf-8"?>
-<w:endnotes xmlns:wpc="http://schemas.microsoft.com/office/word/2010/wordprocessingCanvas" xmlns:cx="http://schemas.microsoft.com/office/drawing/2014/chartex" xmlns:cx1="http://schemas.microsoft.com/office/drawing/2015/9/8/chartex" xmlns:cx2="http://schemas.microsoft.com/office/drawing/2015/10/21/chartex" xmlns:cx3="http://schemas.microsoft.com/office/drawing/2016/5/9/chartex" xmlns:cx4="http://schemas.microsoft.com/office/drawing/2016/5/10/chartex" xmlns:cx5="http://schemas.microsoft.com/office/drawing/2016/5/11/chartex" xmlns:cx6="http://schemas.microsoft.com/office/drawing/2016/5/12/chartex" xmlns:cx7="http://schemas.microsoft.com/office/drawing/2016/5/13/chartex" xmlns:cx8="http://schemas.microsoft.com/office/drawing/2016/5/14/chartex" xmlns:mc="http://schemas.openxmlformats.org/markup-compatibility/2006" xmlns:aink="http://schemas.microsoft.com/office/drawing/2016/ink" xmlns:am3d="http://schemas.microsoft.com/office/drawing/2017/model3d" xmlns:o="urn:schemas-microsoft-com:office:office" xmlns:oel="http://schemas.microsoft.com/office/2019/extlst" xmlns:r="http://schemas.openxmlformats.org/officeDocument/2006/relationships" xmlns:m="http://schemas.openxmlformats.org/officeDocument/2006/math" xmlns:v="urn:schemas-microsoft-com:vml" xmlns:wp14="http://schemas.microsoft.com/office/word/2010/wordprocessingDrawing" xmlns:wp="http://schemas.openxmlformats.org/drawingml/2006/wordprocessingDrawing" xmlns:w10="urn:schemas-microsoft-com:office:word" xmlns:w="http://schemas.openxmlformats.org/wordprocessingml/2006/main" xmlns:w14="http://schemas.microsoft.com/office/word/2010/wordml" xmlns:w15="http://schemas.microsoft.com/office/word/2012/wordml" xmlns:w16cex="http://schemas.microsoft.com/office/word/2018/wordml/cex" xmlns:w16cid="http://schemas.microsoft.com/office/word/2016/wordml/cid" xmlns:w16="http://schemas.microsoft.com/office/word/2018/wordml" xmlns:w16sdtdh="http://schemas.microsoft.com/office/word/2020/wordml/sdtdatahash" xmlns:w16se="http://schemas.microsoft.com/office/word/2015/wordml/symex" xmlns:wpg="http://schemas.microsoft.com/office/word/2010/wordprocessingGroup" xmlns:wpi="http://schemas.microsoft.com/office/word/2010/wordprocessingInk" xmlns:wne="http://schemas.microsoft.com/office/word/2006/wordml" xmlns:wps="http://schemas.microsoft.com/office/word/2010/wordprocessingShape" mc:Ignorable="w14 w15 w16se w16cid w16 w16cex w16sdtdh wp14">
+<w:endnotes xmlns:wpc="http://schemas.microsoft.com/office/word/2010/wordprocessingCanvas" xmlns:cx="http://schemas.microsoft.com/office/drawing/2014/chartex" xmlns:cx1="http://schemas.microsoft.com/office/drawing/2015/9/8/chartex" xmlns:cx2="http://schemas.microsoft.com/office/drawing/2015/10/21/chartex" xmlns:cx3="http://schemas.microsoft.com/office/drawing/2016/5/9/chartex" xmlns:cx4="http://schemas.microsoft.com/office/drawing/2016/5/10/chartex" xmlns:cx5="http://schemas.microsoft.com/office/drawing/2016/5/11/chartex" xmlns:cx6="http://schemas.microsoft.com/office/drawing/2016/5/12/chartex" xmlns:cx7="http://schemas.microsoft.com/office/drawing/2016/5/13/chartex" xmlns:cx8="http://schemas.microsoft.com/office/drawing/2016/5/14/chartex" xmlns:mc="http://schemas.openxmlformats.org/markup-compatibility/2006" xmlns:aink="http://schemas.microsoft.com/office/drawing/2016/ink" xmlns:am3d="http://schemas.microsoft.com/office/drawing/2017/model3d" xmlns:o="urn:schemas-microsoft-com:office:office" xmlns:oel="http://schemas.microsoft.com/office/2019/extlst" xmlns:r="http://schemas.openxmlformats.org/officeDocument/2006/relationships" xmlns:m="http://schemas.openxmlformats.org/officeDocument/2006/math" xmlns:v="urn:schemas-microsoft-com:vml" xmlns:wp14="http://schemas.microsoft.com/office/word/2010/wordprocessingDrawing" xmlns:wp="http://schemas.openxmlformats.org/drawingml/2006/wordprocessingDrawing" xmlns:w10="urn:schemas-microsoft-com:office:word" xmlns:w="http://schemas.openxmlformats.org/wordprocessingml/2006/main" xmlns:w14="http://schemas.microsoft.com/office/word/2010/wordml" xmlns:w15="http://schemas.microsoft.com/office/word/2012/wordml" xmlns:w16cex="http://schemas.microsoft.com/office/word/2018/wordml/cex" xmlns:w16cid="http://schemas.microsoft.com/office/word/2016/wordml/cid" xmlns:w16="http://schemas.microsoft.com/office/word/2018/wordml" xmlns:w16du="http://schemas.microsoft.com/office/word/2023/wordml/word16du" xmlns:w16sdtdh="http://schemas.microsoft.com/office/word/2020/wordml/sdtdatahash" xmlns:w16sdtfl="http://schemas.microsoft.com/office/word/2024/wordml/sdtformatlock" xmlns:w16se="http://schemas.microsoft.com/office/word/2015/wordml/symex" xmlns:wpg="http://schemas.microsoft.com/office/word/2010/wordprocessingGroup" xmlns:wpi="http://schemas.microsoft.com/office/word/2010/wordprocessingInk" xmlns:wne="http://schemas.microsoft.com/office/word/2006/wordml" xmlns:wps="http://schemas.microsoft.com/office/word/2010/wordprocessingShape" mc:Ignorable="w14 w15 w16se w16cid w16 w16cex w16sdtdh w16sdtfl w16du wp14">
   <w:endnote w:type="separator" w:id="-1">
     <w:p>
       <w:pPr>
@@ -886,7 +1084,7 @@
 </file>
 
 <file path=word/footer1.xml><?xml version="1.0" encoding="utf-8"?>
-<w:ftr xmlns:wpc="http://schemas.microsoft.com/office/word/2010/wordprocessingCanvas" xmlns:cx="http://schemas.microsoft.com/office/drawing/2014/chartex" xmlns:cx1="http://schemas.microsoft.com/office/drawing/2015/9/8/chartex" xmlns:cx2="http://schemas.microsoft.com/office/drawing/2015/10/21/chartex" xmlns:cx3="http://schemas.microsoft.com/office/drawing/2016/5/9/chartex" xmlns:cx4="http://schemas.microsoft.com/office/drawing/2016/5/10/chartex" xmlns:cx5="http://schemas.microsoft.com/office/drawing/2016/5/11/chartex" xmlns:cx6="http://schemas.microsoft.com/office/drawing/2016/5/12/chartex" xmlns:cx7="http://schemas.microsoft.com/office/drawing/2016/5/13/chartex" xmlns:cx8="http://schemas.microsoft.com/office/drawing/2016/5/14/chartex" xmlns:mc="http://schemas.openxmlformats.org/markup-compatibility/2006" xmlns:aink="http://schemas.microsoft.com/office/drawing/2016/ink" xmlns:am3d="http://schemas.microsoft.com/office/drawing/2017/model3d" xmlns:o="urn:schemas-microsoft-com:office:office" xmlns:oel="http://schemas.microsoft.com/office/2019/extlst" xmlns:r="http://schemas.openxmlformats.org/officeDocument/2006/relationships" xmlns:m="http://schemas.openxmlformats.org/officeDocument/2006/math" xmlns:v="urn:schemas-microsoft-com:vml" xmlns:wp14="http://schemas.microsoft.com/office/word/2010/wordprocessingDrawing" xmlns:wp="http://schemas.openxmlformats.org/drawingml/2006/wordprocessingDrawing" xmlns:w10="urn:schemas-microsoft-com:office:word" xmlns:w="http://schemas.openxmlformats.org/wordprocessingml/2006/main" xmlns:w14="http://schemas.microsoft.com/office/word/2010/wordml" xmlns:w15="http://schemas.microsoft.com/office/word/2012/wordml" xmlns:w16cex="http://schemas.microsoft.com/office/word/2018/wordml/cex" xmlns:w16cid="http://schemas.microsoft.com/office/word/2016/wordml/cid" xmlns:w16="http://schemas.microsoft.com/office/word/2018/wordml" xmlns:w16sdtdh="http://schemas.microsoft.com/office/word/2020/wordml/sdtdatahash" xmlns:w16se="http://schemas.microsoft.com/office/word/2015/wordml/symex" xmlns:wpg="http://schemas.microsoft.com/office/word/2010/wordprocessingGroup" xmlns:wpi="http://schemas.microsoft.com/office/word/2010/wordprocessingInk" xmlns:wne="http://schemas.microsoft.com/office/word/2006/wordml" xmlns:wps="http://schemas.microsoft.com/office/word/2010/wordprocessingShape" mc:Ignorable="w14 w15 w16se w16cid w16 w16cex w16sdtdh wp14">
+<w:ftr xmlns:wpc="http://schemas.microsoft.com/office/word/2010/wordprocessingCanvas" xmlns:cx="http://schemas.microsoft.com/office/drawing/2014/chartex" xmlns:cx1="http://schemas.microsoft.com/office/drawing/2015/9/8/chartex" xmlns:cx2="http://schemas.microsoft.com/office/drawing/2015/10/21/chartex" xmlns:cx3="http://schemas.microsoft.com/office/drawing/2016/5/9/chartex" xmlns:cx4="http://schemas.microsoft.com/office/drawing/2016/5/10/chartex" xmlns:cx5="http://schemas.microsoft.com/office/drawing/2016/5/11/chartex" xmlns:cx6="http://schemas.microsoft.com/office/drawing/2016/5/12/chartex" xmlns:cx7="http://schemas.microsoft.com/office/drawing/2016/5/13/chartex" xmlns:cx8="http://schemas.microsoft.com/office/drawing/2016/5/14/chartex" xmlns:mc="http://schemas.openxmlformats.org/markup-compatibility/2006" xmlns:aink="http://schemas.microsoft.com/office/drawing/2016/ink" xmlns:am3d="http://schemas.microsoft.com/office/drawing/2017/model3d" xmlns:o="urn:schemas-microsoft-com:office:office" xmlns:oel="http://schemas.microsoft.com/office/2019/extlst" xmlns:r="http://schemas.openxmlformats.org/officeDocument/2006/relationships" xmlns:m="http://schemas.openxmlformats.org/officeDocument/2006/math" xmlns:v="urn:schemas-microsoft-com:vml" xmlns:wp14="http://schemas.microsoft.com/office/word/2010/wordprocessingDrawing" xmlns:wp="http://schemas.openxmlformats.org/drawingml/2006/wordprocessingDrawing" xmlns:w10="urn:schemas-microsoft-com:office:word" xmlns:w="http://schemas.openxmlformats.org/wordprocessingml/2006/main" xmlns:w14="http://schemas.microsoft.com/office/word/2010/wordml" xmlns:w15="http://schemas.microsoft.com/office/word/2012/wordml" xmlns:w16cex="http://schemas.microsoft.com/office/word/2018/wordml/cex" xmlns:w16cid="http://schemas.microsoft.com/office/word/2016/wordml/cid" xmlns:w16="http://schemas.microsoft.com/office/word/2018/wordml" xmlns:w16du="http://schemas.microsoft.com/office/word/2023/wordml/word16du" xmlns:w16sdtdh="http://schemas.microsoft.com/office/word/2020/wordml/sdtdatahash" xmlns:w16sdtfl="http://schemas.microsoft.com/office/word/2024/wordml/sdtformatlock" xmlns:w16se="http://schemas.microsoft.com/office/word/2015/wordml/symex" xmlns:wpg="http://schemas.microsoft.com/office/word/2010/wordprocessingGroup" xmlns:wpi="http://schemas.microsoft.com/office/word/2010/wordprocessingInk" xmlns:wne="http://schemas.microsoft.com/office/word/2006/wordml" xmlns:wps="http://schemas.microsoft.com/office/word/2010/wordprocessingShape" mc:Ignorable="w14 w15 w16se w16cid w16 w16cex w16sdtdh w16sdtfl w16du wp14">
   <w:p>
     <w:pPr>
       <w:pStyle w:val="Footer"/>
@@ -896,7 +1094,7 @@
 </file>
 
 <file path=word/footer2.xml><?xml version="1.0" encoding="utf-8"?>
-<w:ftr xmlns:wpc="http://schemas.microsoft.com/office/word/2010/wordprocessingCanvas" xmlns:cx="http://schemas.microsoft.com/office/drawing/2014/chartex" xmlns:cx1="http://schemas.microsoft.com/office/drawing/2015/9/8/chartex" xmlns:cx2="http://schemas.microsoft.com/office/drawing/2015/10/21/chartex" xmlns:cx3="http://schemas.microsoft.com/office/drawing/2016/5/9/chartex" xmlns:cx4="http://schemas.microsoft.com/office/drawing/2016/5/10/chartex" xmlns:cx5="http://schemas.microsoft.com/office/drawing/2016/5/11/chartex" xmlns:cx6="http://schemas.microsoft.com/office/drawing/2016/5/12/chartex" xmlns:cx7="http://schemas.microsoft.com/office/drawing/2016/5/13/chartex" xmlns:cx8="http://schemas.microsoft.com/office/drawing/2016/5/14/chartex" xmlns:mc="http://schemas.openxmlformats.org/markup-compatibility/2006" xmlns:aink="http://schemas.microsoft.com/office/drawing/2016/ink" xmlns:am3d="http://schemas.microsoft.com/office/drawing/2017/model3d" xmlns:o="urn:schemas-microsoft-com:office:office" xmlns:oel="http://schemas.microsoft.com/office/2019/extlst" xmlns:r="http://schemas.openxmlformats.org/officeDocument/2006/relationships" xmlns:m="http://schemas.openxmlformats.org/officeDocument/2006/math" xmlns:v="urn:schemas-microsoft-com:vml" xmlns:wp14="http://schemas.microsoft.com/office/word/2010/wordprocessingDrawing" xmlns:wp="http://schemas.openxmlformats.org/drawingml/2006/wordprocessingDrawing" xmlns:w10="urn:schemas-microsoft-com:office:word" xmlns:w="http://schemas.openxmlformats.org/wordprocessingml/2006/main" xmlns:w14="http://schemas.microsoft.com/office/word/2010/wordml" xmlns:w15="http://schemas.microsoft.com/office/word/2012/wordml" xmlns:w16cex="http://schemas.microsoft.com/office/word/2018/wordml/cex" xmlns:w16cid="http://schemas.microsoft.com/office/word/2016/wordml/cid" xmlns:w16="http://schemas.microsoft.com/office/word/2018/wordml" xmlns:w16sdtdh="http://schemas.microsoft.com/office/word/2020/wordml/sdtdatahash" xmlns:w16se="http://schemas.microsoft.com/office/word/2015/wordml/symex" xmlns:wpg="http://schemas.microsoft.com/office/word/2010/wordprocessingGroup" xmlns:wpi="http://schemas.microsoft.com/office/word/2010/wordprocessingInk" xmlns:wne="http://schemas.microsoft.com/office/word/2006/wordml" xmlns:wps="http://schemas.microsoft.com/office/word/2010/wordprocessingShape" mc:Ignorable="w14 w15 w16se w16cid w16 w16cex w16sdtdh wp14">
+<w:ftr xmlns:wpc="http://schemas.microsoft.com/office/word/2010/wordprocessingCanvas" xmlns:cx="http://schemas.microsoft.com/office/drawing/2014/chartex" xmlns:cx1="http://schemas.microsoft.com/office/drawing/2015/9/8/chartex" xmlns:cx2="http://schemas.microsoft.com/office/drawing/2015/10/21/chartex" xmlns:cx3="http://schemas.microsoft.com/office/drawing/2016/5/9/chartex" xmlns:cx4="http://schemas.microsoft.com/office/drawing/2016/5/10/chartex" xmlns:cx5="http://schemas.microsoft.com/office/drawing/2016/5/11/chartex" xmlns:cx6="http://schemas.microsoft.com/office/drawing/2016/5/12/chartex" xmlns:cx7="http://schemas.microsoft.com/office/drawing/2016/5/13/chartex" xmlns:cx8="http://schemas.microsoft.com/office/drawing/2016/5/14/chartex" xmlns:mc="http://schemas.openxmlformats.org/markup-compatibility/2006" xmlns:aink="http://schemas.microsoft.com/office/drawing/2016/ink" xmlns:am3d="http://schemas.microsoft.com/office/drawing/2017/model3d" xmlns:o="urn:schemas-microsoft-com:office:office" xmlns:oel="http://schemas.microsoft.com/office/2019/extlst" xmlns:r="http://schemas.openxmlformats.org/officeDocument/2006/relationships" xmlns:m="http://schemas.openxmlformats.org/officeDocument/2006/math" xmlns:v="urn:schemas-microsoft-com:vml" xmlns:wp14="http://schemas.microsoft.com/office/word/2010/wordprocessingDrawing" xmlns:wp="http://schemas.openxmlformats.org/drawingml/2006/wordprocessingDrawing" xmlns:w10="urn:schemas-microsoft-com:office:word" xmlns:w="http://schemas.openxmlformats.org/wordprocessingml/2006/main" xmlns:w14="http://schemas.microsoft.com/office/word/2010/wordml" xmlns:w15="http://schemas.microsoft.com/office/word/2012/wordml" xmlns:w16cex="http://schemas.microsoft.com/office/word/2018/wordml/cex" xmlns:w16cid="http://schemas.microsoft.com/office/word/2016/wordml/cid" xmlns:w16="http://schemas.microsoft.com/office/word/2018/wordml" xmlns:w16du="http://schemas.microsoft.com/office/word/2023/wordml/word16du" xmlns:w16sdtdh="http://schemas.microsoft.com/office/word/2020/wordml/sdtdatahash" xmlns:w16sdtfl="http://schemas.microsoft.com/office/word/2024/wordml/sdtformatlock" xmlns:w16se="http://schemas.microsoft.com/office/word/2015/wordml/symex" xmlns:wpg="http://schemas.microsoft.com/office/word/2010/wordprocessingGroup" xmlns:wpi="http://schemas.microsoft.com/office/word/2010/wordprocessingInk" xmlns:wne="http://schemas.microsoft.com/office/word/2006/wordml" xmlns:wps="http://schemas.microsoft.com/office/word/2010/wordprocessingShape" mc:Ignorable="w14 w15 w16se w16cid w16 w16cex w16sdtdh w16sdtfl w16du wp14">
   <w:p>
     <w:pPr>
       <w:pStyle w:val="Footer"/>
@@ -906,7 +1104,7 @@
 </file>
 
 <file path=word/footer3.xml><?xml version="1.0" encoding="utf-8"?>
-<w:ftr xmlns:wpc="http://schemas.microsoft.com/office/word/2010/wordprocessingCanvas" xmlns:cx="http://schemas.microsoft.com/office/drawing/2014/chartex" xmlns:cx1="http://schemas.microsoft.com/office/drawing/2015/9/8/chartex" xmlns:cx2="http://schemas.microsoft.com/office/drawing/2015/10/21/chartex" xmlns:cx3="http://schemas.microsoft.com/office/drawing/2016/5/9/chartex" xmlns:cx4="http://schemas.microsoft.com/office/drawing/2016/5/10/chartex" xmlns:cx5="http://schemas.microsoft.com/office/drawing/2016/5/11/chartex" xmlns:cx6="http://schemas.microsoft.com/office/drawing/2016/5/12/chartex" xmlns:cx7="http://schemas.microsoft.com/office/drawing/2016/5/13/chartex" xmlns:cx8="http://schemas.microsoft.com/office/drawing/2016/5/14/chartex" xmlns:mc="http://schemas.openxmlformats.org/markup-compatibility/2006" xmlns:aink="http://schemas.microsoft.com/office/drawing/2016/ink" xmlns:am3d="http://schemas.microsoft.com/office/drawing/2017/model3d" xmlns:o="urn:schemas-microsoft-com:office:office" xmlns:oel="http://schemas.microsoft.com/office/2019/extlst" xmlns:r="http://schemas.openxmlformats.org/officeDocument/2006/relationships" xmlns:m="http://schemas.openxmlformats.org/officeDocument/2006/math" xmlns:v="urn:schemas-microsoft-com:vml" xmlns:wp14="http://schemas.microsoft.com/office/word/2010/wordprocessingDrawing" xmlns:wp="http://schemas.openxmlformats.org/drawingml/2006/wordprocessingDrawing" xmlns:w10="urn:schemas-microsoft-com:office:word" xmlns:w="http://schemas.openxmlformats.org/wordprocessingml/2006/main" xmlns:w14="http://schemas.microsoft.com/office/word/2010/wordml" xmlns:w15="http://schemas.microsoft.com/office/word/2012/wordml" xmlns:w16cex="http://schemas.microsoft.com/office/word/2018/wordml/cex" xmlns:w16cid="http://schemas.microsoft.com/office/word/2016/wordml/cid" xmlns:w16="http://schemas.microsoft.com/office/word/2018/wordml" xmlns:w16sdtdh="http://schemas.microsoft.com/office/word/2020/wordml/sdtdatahash" xmlns:w16se="http://schemas.microsoft.com/office/word/2015/wordml/symex" xmlns:wpg="http://schemas.microsoft.com/office/word/2010/wordprocessingGroup" xmlns:wpi="http://schemas.microsoft.com/office/word/2010/wordprocessingInk" xmlns:wne="http://schemas.microsoft.com/office/word/2006/wordml" xmlns:wps="http://schemas.microsoft.com/office/word/2010/wordprocessingShape" mc:Ignorable="w14 w15 w16se w16cid w16 w16cex w16sdtdh wp14">
+<w:ftr xmlns:wpc="http://schemas.microsoft.com/office/word/2010/wordprocessingCanvas" xmlns:cx="http://schemas.microsoft.com/office/drawing/2014/chartex" xmlns:cx1="http://schemas.microsoft.com/office/drawing/2015/9/8/chartex" xmlns:cx2="http://schemas.microsoft.com/office/drawing/2015/10/21/chartex" xmlns:cx3="http://schemas.microsoft.com/office/drawing/2016/5/9/chartex" xmlns:cx4="http://schemas.microsoft.com/office/drawing/2016/5/10/chartex" xmlns:cx5="http://schemas.microsoft.com/office/drawing/2016/5/11/chartex" xmlns:cx6="http://schemas.microsoft.com/office/drawing/2016/5/12/chartex" xmlns:cx7="http://schemas.microsoft.com/office/drawing/2016/5/13/chartex" xmlns:cx8="http://schemas.microsoft.com/office/drawing/2016/5/14/chartex" xmlns:mc="http://schemas.openxmlformats.org/markup-compatibility/2006" xmlns:aink="http://schemas.microsoft.com/office/drawing/2016/ink" xmlns:am3d="http://schemas.microsoft.com/office/drawing/2017/model3d" xmlns:o="urn:schemas-microsoft-com:office:office" xmlns:oel="http://schemas.microsoft.com/office/2019/extlst" xmlns:r="http://schemas.openxmlformats.org/officeDocument/2006/relationships" xmlns:m="http://schemas.openxmlformats.org/officeDocument/2006/math" xmlns:v="urn:schemas-microsoft-com:vml" xmlns:wp14="http://schemas.microsoft.com/office/word/2010/wordprocessingDrawing" xmlns:wp="http://schemas.openxmlformats.org/drawingml/2006/wordprocessingDrawing" xmlns:w10="urn:schemas-microsoft-com:office:word" xmlns:w="http://schemas.openxmlformats.org/wordprocessingml/2006/main" xmlns:w14="http://schemas.microsoft.com/office/word/2010/wordml" xmlns:w15="http://schemas.microsoft.com/office/word/2012/wordml" xmlns:w16cex="http://schemas.microsoft.com/office/word/2018/wordml/cex" xmlns:w16cid="http://schemas.microsoft.com/office/word/2016/wordml/cid" xmlns:w16="http://schemas.microsoft.com/office/word/2018/wordml" xmlns:w16du="http://schemas.microsoft.com/office/word/2023/wordml/word16du" xmlns:w16sdtdh="http://schemas.microsoft.com/office/word/2020/wordml/sdtdatahash" xmlns:w16sdtfl="http://schemas.microsoft.com/office/word/2024/wordml/sdtformatlock" xmlns:w16se="http://schemas.microsoft.com/office/word/2015/wordml/symex" xmlns:wpg="http://schemas.microsoft.com/office/word/2010/wordprocessingGroup" xmlns:wpi="http://schemas.microsoft.com/office/word/2010/wordprocessingInk" xmlns:wne="http://schemas.microsoft.com/office/word/2006/wordml" xmlns:wps="http://schemas.microsoft.com/office/word/2010/wordprocessingShape" mc:Ignorable="w14 w15 w16se w16cid w16 w16cex w16sdtdh w16sdtfl w16du wp14">
   <w:p>
     <w:pPr>
       <w:pStyle w:val="Footer"/>
@@ -916,7 +1114,7 @@
 </file>
 
 <file path=word/footnotes.xml><?xml version="1.0" encoding="utf-8"?>
-<w:footnotes xmlns:wpc="http://schemas.microsoft.com/office/word/2010/wordprocessingCanvas" xmlns:cx="http://schemas.microsoft.com/office/drawing/2014/chartex" xmlns:cx1="http://schemas.microsoft.com/office/drawing/2015/9/8/chartex" xmlns:cx2="http://schemas.microsoft.com/office/drawing/2015/10/21/chartex" xmlns:cx3="http://schemas.microsoft.com/office/drawing/2016/5/9/chartex" xmlns:cx4="http://schemas.microsoft.com/office/drawing/2016/5/10/chartex" xmlns:cx5="http://schemas.microsoft.com/office/drawing/2016/5/11/chartex" xmlns:cx6="http://schemas.microsoft.com/office/drawing/2016/5/12/chartex" xmlns:cx7="http://schemas.microsoft.com/office/drawing/2016/5/13/chartex" xmlns:cx8="http://schemas.microsoft.com/office/drawing/2016/5/14/chartex" xmlns:mc="http://schemas.openxmlformats.org/markup-compatibility/2006" xmlns:aink="http://schemas.microsoft.com/office/drawing/2016/ink" xmlns:am3d="http://schemas.microsoft.com/office/drawing/2017/model3d" xmlns:o="urn:schemas-microsoft-com:office:office" xmlns:oel="http://schemas.microsoft.com/office/2019/extlst" xmlns:r="http://schemas.openxmlformats.org/officeDocument/2006/relationships" xmlns:m="http://schemas.openxmlformats.org/officeDocument/2006/math" xmlns:v="urn:schemas-microsoft-com:vml" xmlns:wp14="http://schemas.microsoft.com/office/word/2010/wordprocessingDrawing" xmlns:wp="http://schemas.openxmlformats.org/drawingml/2006/wordprocessingDrawing" xmlns:w10="urn:schemas-microsoft-com:office:word" xmlns:w="http://schemas.openxmlformats.org/wordprocessingml/2006/main" xmlns:w14="http://schemas.microsoft.com/office/word/2010/wordml" xmlns:w15="http://schemas.microsoft.com/office/word/2012/wordml" xmlns:w16cex="http://schemas.microsoft.com/office/word/2018/wordml/cex" xmlns:w16cid="http://schemas.microsoft.com/office/word/2016/wordml/cid" xmlns:w16="http://schemas.microsoft.com/office/word/2018/wordml" xmlns:w16sdtdh="http://schemas.microsoft.com/office/word/2020/wordml/sdtdatahash" xmlns:w16se="http://schemas.microsoft.com/office/word/2015/wordml/symex" xmlns:wpg="http://schemas.microsoft.com/office/word/2010/wordprocessingGroup" xmlns:wpi="http://schemas.microsoft.com/office/word/2010/wordprocessingInk" xmlns:wne="http://schemas.microsoft.com/office/word/2006/wordml" xmlns:wps="http://schemas.microsoft.com/office/word/2010/wordprocessingShape" mc:Ignorable="w14 w15 w16se w16cid w16 w16cex w16sdtdh wp14">
+<w:footnotes xmlns:wpc="http://schemas.microsoft.com/office/word/2010/wordprocessingCanvas" xmlns:cx="http://schemas.microsoft.com/office/drawing/2014/chartex" xmlns:cx1="http://schemas.microsoft.com/office/drawing/2015/9/8/chartex" xmlns:cx2="http://schemas.microsoft.com/office/drawing/2015/10/21/chartex" xmlns:cx3="http://schemas.microsoft.com/office/drawing/2016/5/9/chartex" xmlns:cx4="http://schemas.microsoft.com/office/drawing/2016/5/10/chartex" xmlns:cx5="http://schemas.microsoft.com/office/drawing/2016/5/11/chartex" xmlns:cx6="http://schemas.microsoft.com/office/drawing/2016/5/12/chartex" xmlns:cx7="http://schemas.microsoft.com/office/drawing/2016/5/13/chartex" xmlns:cx8="http://schemas.microsoft.com/office/drawing/2016/5/14/chartex" xmlns:mc="http://schemas.openxmlformats.org/markup-compatibility/2006" xmlns:aink="http://schemas.microsoft.com/office/drawing/2016/ink" xmlns:am3d="http://schemas.microsoft.com/office/drawing/2017/model3d" xmlns:o="urn:schemas-microsoft-com:office:office" xmlns:oel="http://schemas.microsoft.com/office/2019/extlst" xmlns:r="http://schemas.openxmlformats.org/officeDocument/2006/relationships" xmlns:m="http://schemas.openxmlformats.org/officeDocument/2006/math" xmlns:v="urn:schemas-microsoft-com:vml" xmlns:wp14="http://schemas.microsoft.com/office/word/2010/wordprocessingDrawing" xmlns:wp="http://schemas.openxmlformats.org/drawingml/2006/wordprocessingDrawing" xmlns:w10="urn:schemas-microsoft-com:office:word" xmlns:w="http://schemas.openxmlformats.org/wordprocessingml/2006/main" xmlns:w14="http://schemas.microsoft.com/office/word/2010/wordml" xmlns:w15="http://schemas.microsoft.com/office/word/2012/wordml" xmlns:w16cex="http://schemas.microsoft.com/office/word/2018/wordml/cex" xmlns:w16cid="http://schemas.microsoft.com/office/word/2016/wordml/cid" xmlns:w16="http://schemas.microsoft.com/office/word/2018/wordml" xmlns:w16du="http://schemas.microsoft.com/office/word/2023/wordml/word16du" xmlns:w16sdtdh="http://schemas.microsoft.com/office/word/2020/wordml/sdtdatahash" xmlns:w16sdtfl="http://schemas.microsoft.com/office/word/2024/wordml/sdtformatlock" xmlns:w16se="http://schemas.microsoft.com/office/word/2015/wordml/symex" xmlns:wpg="http://schemas.microsoft.com/office/word/2010/wordprocessingGroup" xmlns:wpi="http://schemas.microsoft.com/office/word/2010/wordprocessingInk" xmlns:wne="http://schemas.microsoft.com/office/word/2006/wordml" xmlns:wps="http://schemas.microsoft.com/office/word/2010/wordprocessingShape" mc:Ignorable="w14 w15 w16se w16cid w16 w16cex w16sdtdh w16sdtfl w16du wp14">
   <w:footnote w:type="separator" w:id="-1">
     <w:p>
       <w:pPr>
@@ -941,7 +1139,7 @@
 </file>
 
 <file path=word/header1.xml><?xml version="1.0" encoding="utf-8"?>
-<w:hdr xmlns:wpc="http://schemas.microsoft.com/office/word/2010/wordprocessingCanvas" xmlns:cx="http://schemas.microsoft.com/office/drawing/2014/chartex" xmlns:cx1="http://schemas.microsoft.com/office/drawing/2015/9/8/chartex" xmlns:cx2="http://schemas.microsoft.com/office/drawing/2015/10/21/chartex" xmlns:cx3="http://schemas.microsoft.com/office/drawing/2016/5/9/chartex" xmlns:cx4="http://schemas.microsoft.com/office/drawing/2016/5/10/chartex" xmlns:cx5="http://schemas.microsoft.com/office/drawing/2016/5/11/chartex" xmlns:cx6="http://schemas.microsoft.com/office/drawing/2016/5/12/chartex" xmlns:cx7="http://schemas.microsoft.com/office/drawing/2016/5/13/chartex" xmlns:cx8="http://schemas.microsoft.com/office/drawing/2016/5/14/chartex" xmlns:mc="http://schemas.openxmlformats.org/markup-compatibility/2006" xmlns:aink="http://schemas.microsoft.com/office/drawing/2016/ink" xmlns:am3d="http://schemas.microsoft.com/office/drawing/2017/model3d" xmlns:o="urn:schemas-microsoft-com:office:office" xmlns:oel="http://schemas.microsoft.com/office/2019/extlst" xmlns:r="http://schemas.openxmlformats.org/officeDocument/2006/relationships" xmlns:m="http://schemas.openxmlformats.org/officeDocument/2006/math" xmlns:v="urn:schemas-microsoft-com:vml" xmlns:wp14="http://schemas.microsoft.com/office/word/2010/wordprocessingDrawing" xmlns:wp="http://schemas.openxmlformats.org/drawingml/2006/wordprocessingDrawing" xmlns:w10="urn:schemas-microsoft-com:office:word" xmlns:w="http://schemas.openxmlformats.org/wordprocessingml/2006/main" xmlns:w14="http://schemas.microsoft.com/office/word/2010/wordml" xmlns:w15="http://schemas.microsoft.com/office/word/2012/wordml" xmlns:w16cex="http://schemas.microsoft.com/office/word/2018/wordml/cex" xmlns:w16cid="http://schemas.microsoft.com/office/word/2016/wordml/cid" xmlns:w16="http://schemas.microsoft.com/office/word/2018/wordml" xmlns:w16sdtdh="http://schemas.microsoft.com/office/word/2020/wordml/sdtdatahash" xmlns:w16se="http://schemas.microsoft.com/office/word/2015/wordml/symex" xmlns:wpg="http://schemas.microsoft.com/office/word/2010/wordprocessingGroup" xmlns:wpi="http://schemas.microsoft.com/office/word/2010/wordprocessingInk" xmlns:wne="http://schemas.microsoft.com/office/word/2006/wordml" xmlns:wps="http://schemas.microsoft.com/office/word/2010/wordprocessingShape" mc:Ignorable="w14 w15 w16se w16cid w16 w16cex w16sdtdh wp14">
+<w:hdr xmlns:wpc="http://schemas.microsoft.com/office/word/2010/wordprocessingCanvas" xmlns:cx="http://schemas.microsoft.com/office/drawing/2014/chartex" xmlns:cx1="http://schemas.microsoft.com/office/drawing/2015/9/8/chartex" xmlns:cx2="http://schemas.microsoft.com/office/drawing/2015/10/21/chartex" xmlns:cx3="http://schemas.microsoft.com/office/drawing/2016/5/9/chartex" xmlns:cx4="http://schemas.microsoft.com/office/drawing/2016/5/10/chartex" xmlns:cx5="http://schemas.microsoft.com/office/drawing/2016/5/11/chartex" xmlns:cx6="http://schemas.microsoft.com/office/drawing/2016/5/12/chartex" xmlns:cx7="http://schemas.microsoft.com/office/drawing/2016/5/13/chartex" xmlns:cx8="http://schemas.microsoft.com/office/drawing/2016/5/14/chartex" xmlns:mc="http://schemas.openxmlformats.org/markup-compatibility/2006" xmlns:aink="http://schemas.microsoft.com/office/drawing/2016/ink" xmlns:am3d="http://schemas.microsoft.com/office/drawing/2017/model3d" xmlns:o="urn:schemas-microsoft-com:office:office" xmlns:oel="http://schemas.microsoft.com/office/2019/extlst" xmlns:r="http://schemas.openxmlformats.org/officeDocument/2006/relationships" xmlns:m="http://schemas.openxmlformats.org/officeDocument/2006/math" xmlns:v="urn:schemas-microsoft-com:vml" xmlns:wp14="http://schemas.microsoft.com/office/word/2010/wordprocessingDrawing" xmlns:wp="http://schemas.openxmlformats.org/drawingml/2006/wordprocessingDrawing" xmlns:w10="urn:schemas-microsoft-com:office:word" xmlns:w="http://schemas.openxmlformats.org/wordprocessingml/2006/main" xmlns:w14="http://schemas.microsoft.com/office/word/2010/wordml" xmlns:w15="http://schemas.microsoft.com/office/word/2012/wordml" xmlns:w16cex="http://schemas.microsoft.com/office/word/2018/wordml/cex" xmlns:w16cid="http://schemas.microsoft.com/office/word/2016/wordml/cid" xmlns:w16="http://schemas.microsoft.com/office/word/2018/wordml" xmlns:w16du="http://schemas.microsoft.com/office/word/2023/wordml/word16du" xmlns:w16sdtdh="http://schemas.microsoft.com/office/word/2020/wordml/sdtdatahash" xmlns:w16sdtfl="http://schemas.microsoft.com/office/word/2024/wordml/sdtformatlock" xmlns:w16se="http://schemas.microsoft.com/office/word/2015/wordml/symex" xmlns:wpg="http://schemas.microsoft.com/office/word/2010/wordprocessingGroup" xmlns:wpi="http://schemas.microsoft.com/office/word/2010/wordprocessingInk" xmlns:wne="http://schemas.microsoft.com/office/word/2006/wordml" xmlns:wps="http://schemas.microsoft.com/office/word/2010/wordprocessingShape" mc:Ignorable="w14 w15 w16se w16cid w16 w16cex w16sdtdh w16sdtfl w16du wp14">
   <w:p>
     <w:pPr>
       <w:pStyle w:val="Header"/>
@@ -951,7 +1149,7 @@
 </file>
 
 <file path=word/header2.xml><?xml version="1.0" encoding="utf-8"?>
-<w:hdr xmlns:wpc="http://schemas.microsoft.com/office/word/2010/wordprocessingCanvas" xmlns:cx="http://schemas.microsoft.com/office/drawing/2014/chartex" xmlns:cx1="http://schemas.microsoft.com/office/drawing/2015/9/8/chartex" xmlns:cx2="http://schemas.microsoft.com/office/drawing/2015/10/21/chartex" xmlns:cx3="http://schemas.microsoft.com/office/drawing/2016/5/9/chartex" xmlns:cx4="http://schemas.microsoft.com/office/drawing/2016/5/10/chartex" xmlns:cx5="http://schemas.microsoft.com/office/drawing/2016/5/11/chartex" xmlns:cx6="http://schemas.microsoft.com/office/drawing/2016/5/12/chartex" xmlns:cx7="http://schemas.microsoft.com/office/drawing/2016/5/13/chartex" xmlns:cx8="http://schemas.microsoft.com/office/drawing/2016/5/14/chartex" xmlns:mc="http://schemas.openxmlformats.org/markup-compatibility/2006" xmlns:aink="http://schemas.microsoft.com/office/drawing/2016/ink" xmlns:am3d="http://schemas.microsoft.com/office/drawing/2017/model3d" xmlns:o="urn:schemas-microsoft-com:office:office" xmlns:oel="http://schemas.microsoft.com/office/2019/extlst" xmlns:r="http://schemas.openxmlformats.org/officeDocument/2006/relationships" xmlns:m="http://schemas.openxmlformats.org/officeDocument/2006/math" xmlns:v="urn:schemas-microsoft-com:vml" xmlns:wp14="http://schemas.microsoft.com/office/word/2010/wordprocessingDrawing" xmlns:wp="http://schemas.openxmlformats.org/drawingml/2006/wordprocessingDrawing" xmlns:w10="urn:schemas-microsoft-com:office:word" xmlns:w="http://schemas.openxmlformats.org/wordprocessingml/2006/main" xmlns:w14="http://schemas.microsoft.com/office/word/2010/wordml" xmlns:w15="http://schemas.microsoft.com/office/word/2012/wordml" xmlns:w16cex="http://schemas.microsoft.com/office/word/2018/wordml/cex" xmlns:w16cid="http://schemas.microsoft.com/office/word/2016/wordml/cid" xmlns:w16="http://schemas.microsoft.com/office/word/2018/wordml" xmlns:w16sdtdh="http://schemas.microsoft.com/office/word/2020/wordml/sdtdatahash" xmlns:w16se="http://schemas.microsoft.com/office/word/2015/wordml/symex" xmlns:wpg="http://schemas.microsoft.com/office/word/2010/wordprocessingGroup" xmlns:wpi="http://schemas.microsoft.com/office/word/2010/wordprocessingInk" xmlns:wne="http://schemas.microsoft.com/office/word/2006/wordml" xmlns:wps="http://schemas.microsoft.com/office/word/2010/wordprocessingShape" mc:Ignorable="w14 w15 w16se w16cid w16 w16cex w16sdtdh wp14">
+<w:hdr xmlns:wpc="http://schemas.microsoft.com/office/word/2010/wordprocessingCanvas" xmlns:cx="http://schemas.microsoft.com/office/drawing/2014/chartex" xmlns:cx1="http://schemas.microsoft.com/office/drawing/2015/9/8/chartex" xmlns:cx2="http://schemas.microsoft.com/office/drawing/2015/10/21/chartex" xmlns:cx3="http://schemas.microsoft.com/office/drawing/2016/5/9/chartex" xmlns:cx4="http://schemas.microsoft.com/office/drawing/2016/5/10/chartex" xmlns:cx5="http://schemas.microsoft.com/office/drawing/2016/5/11/chartex" xmlns:cx6="http://schemas.microsoft.com/office/drawing/2016/5/12/chartex" xmlns:cx7="http://schemas.microsoft.com/office/drawing/2016/5/13/chartex" xmlns:cx8="http://schemas.microsoft.com/office/drawing/2016/5/14/chartex" xmlns:mc="http://schemas.openxmlformats.org/markup-compatibility/2006" xmlns:aink="http://schemas.microsoft.com/office/drawing/2016/ink" xmlns:am3d="http://schemas.microsoft.com/office/drawing/2017/model3d" xmlns:o="urn:schemas-microsoft-com:office:office" xmlns:oel="http://schemas.microsoft.com/office/2019/extlst" xmlns:r="http://schemas.openxmlformats.org/officeDocument/2006/relationships" xmlns:m="http://schemas.openxmlformats.org/officeDocument/2006/math" xmlns:v="urn:schemas-microsoft-com:vml" xmlns:wp14="http://schemas.microsoft.com/office/word/2010/wordprocessingDrawing" xmlns:wp="http://schemas.openxmlformats.org/drawingml/2006/wordprocessingDrawing" xmlns:w10="urn:schemas-microsoft-com:office:word" xmlns:w="http://schemas.openxmlformats.org/wordprocessingml/2006/main" xmlns:w14="http://schemas.microsoft.com/office/word/2010/wordml" xmlns:w15="http://schemas.microsoft.com/office/word/2012/wordml" xmlns:w16cex="http://schemas.microsoft.com/office/word/2018/wordml/cex" xmlns:w16cid="http://schemas.microsoft.com/office/word/2016/wordml/cid" xmlns:w16="http://schemas.microsoft.com/office/word/2018/wordml" xmlns:w16du="http://schemas.microsoft.com/office/word/2023/wordml/word16du" xmlns:w16sdtdh="http://schemas.microsoft.com/office/word/2020/wordml/sdtdatahash" xmlns:w16sdtfl="http://schemas.microsoft.com/office/word/2024/wordml/sdtformatlock" xmlns:w16se="http://schemas.microsoft.com/office/word/2015/wordml/symex" xmlns:wpg="http://schemas.microsoft.com/office/word/2010/wordprocessingGroup" xmlns:wpi="http://schemas.microsoft.com/office/word/2010/wordprocessingInk" xmlns:wne="http://schemas.microsoft.com/office/word/2006/wordml" xmlns:wps="http://schemas.microsoft.com/office/word/2010/wordprocessingShape" mc:Ignorable="w14 w15 w16se w16cid w16 w16cex w16sdtdh w16sdtfl w16du wp14">
   <w:p>
     <w:pPr>
       <w:pStyle w:val="Header"/>
@@ -962,7 +1160,7 @@
 </file>
 
 <file path=word/header3.xml><?xml version="1.0" encoding="utf-8"?>
-<w:hdr xmlns:wpc="http://schemas.microsoft.com/office/word/2010/wordprocessingCanvas" xmlns:cx="http://schemas.microsoft.com/office/drawing/2014/chartex" xmlns:cx1="http://schemas.microsoft.com/office/drawing/2015/9/8/chartex" xmlns:cx2="http://schemas.microsoft.com/office/drawing/2015/10/21/chartex" xmlns:cx3="http://schemas.microsoft.com/office/drawing/2016/5/9/chartex" xmlns:cx4="http://schemas.microsoft.com/office/drawing/2016/5/10/chartex" xmlns:cx5="http://schemas.microsoft.com/office/drawing/2016/5/11/chartex" xmlns:cx6="http://schemas.microsoft.com/office/drawing/2016/5/12/chartex" xmlns:cx7="http://schemas.microsoft.com/office/drawing/2016/5/13/chartex" xmlns:cx8="http://schemas.microsoft.com/office/drawing/2016/5/14/chartex" xmlns:mc="http://schemas.openxmlformats.org/markup-compatibility/2006" xmlns:aink="http://schemas.microsoft.com/office/drawing/2016/ink" xmlns:am3d="http://schemas.microsoft.com/office/drawing/2017/model3d" xmlns:o="urn:schemas-microsoft-com:office:office" xmlns:oel="http://schemas.microsoft.com/office/2019/extlst" xmlns:r="http://schemas.openxmlformats.org/officeDocument/2006/relationships" xmlns:m="http://schemas.openxmlformats.org/officeDocument/2006/math" xmlns:v="urn:schemas-microsoft-com:vml" xmlns:wp14="http://schemas.microsoft.com/office/word/2010/wordprocessingDrawing" xmlns:wp="http://schemas.openxmlformats.org/drawingml/2006/wordprocessingDrawing" xmlns:w10="urn:schemas-microsoft-com:office:word" xmlns:w="http://schemas.openxmlformats.org/wordprocessingml/2006/main" xmlns:w14="http://schemas.microsoft.com/office/word/2010/wordml" xmlns:w15="http://schemas.microsoft.com/office/word/2012/wordml" xmlns:w16cex="http://schemas.microsoft.com/office/word/2018/wordml/cex" xmlns:w16cid="http://schemas.microsoft.com/office/word/2016/wordml/cid" xmlns:w16="http://schemas.microsoft.com/office/word/2018/wordml" xmlns:w16sdtdh="http://schemas.microsoft.com/office/word/2020/wordml/sdtdatahash" xmlns:w16se="http://schemas.microsoft.com/office/word/2015/wordml/symex" xmlns:wpg="http://schemas.microsoft.com/office/word/2010/wordprocessingGroup" xmlns:wpi="http://schemas.microsoft.com/office/word/2010/wordprocessingInk" xmlns:wne="http://schemas.microsoft.com/office/word/2006/wordml" xmlns:wps="http://schemas.microsoft.com/office/word/2010/wordprocessingShape" mc:Ignorable="w14 w15 w16se w16cid w16 w16cex w16sdtdh wp14">
+<w:hdr xmlns:wpc="http://schemas.microsoft.com/office/word/2010/wordprocessingCanvas" xmlns:cx="http://schemas.microsoft.com/office/drawing/2014/chartex" xmlns:cx1="http://schemas.microsoft.com/office/drawing/2015/9/8/chartex" xmlns:cx2="http://schemas.microsoft.com/office/drawing/2015/10/21/chartex" xmlns:cx3="http://schemas.microsoft.com/office/drawing/2016/5/9/chartex" xmlns:cx4="http://schemas.microsoft.com/office/drawing/2016/5/10/chartex" xmlns:cx5="http://schemas.microsoft.com/office/drawing/2016/5/11/chartex" xmlns:cx6="http://schemas.microsoft.com/office/drawing/2016/5/12/chartex" xmlns:cx7="http://schemas.microsoft.com/office/drawing/2016/5/13/chartex" xmlns:cx8="http://schemas.microsoft.com/office/drawing/2016/5/14/chartex" xmlns:mc="http://schemas.openxmlformats.org/markup-compatibility/2006" xmlns:aink="http://schemas.microsoft.com/office/drawing/2016/ink" xmlns:am3d="http://schemas.microsoft.com/office/drawing/2017/model3d" xmlns:o="urn:schemas-microsoft-com:office:office" xmlns:oel="http://schemas.microsoft.com/office/2019/extlst" xmlns:r="http://schemas.openxmlformats.org/officeDocument/2006/relationships" xmlns:m="http://schemas.openxmlformats.org/officeDocument/2006/math" xmlns:v="urn:schemas-microsoft-com:vml" xmlns:wp14="http://schemas.microsoft.com/office/word/2010/wordprocessingDrawing" xmlns:wp="http://schemas.openxmlformats.org/drawingml/2006/wordprocessingDrawing" xmlns:w10="urn:schemas-microsoft-com:office:word" xmlns:w="http://schemas.openxmlformats.org/wordprocessingml/2006/main" xmlns:w14="http://schemas.microsoft.com/office/word/2010/wordml" xmlns:w15="http://schemas.microsoft.com/office/word/2012/wordml" xmlns:w16cex="http://schemas.microsoft.com/office/word/2018/wordml/cex" xmlns:w16cid="http://schemas.microsoft.com/office/word/2016/wordml/cid" xmlns:w16="http://schemas.microsoft.com/office/word/2018/wordml" xmlns:w16du="http://schemas.microsoft.com/office/word/2023/wordml/word16du" xmlns:w16sdtdh="http://schemas.microsoft.com/office/word/2020/wordml/sdtdatahash" xmlns:w16sdtfl="http://schemas.microsoft.com/office/word/2024/wordml/sdtformatlock" xmlns:w16se="http://schemas.microsoft.com/office/word/2015/wordml/symex" xmlns:wpg="http://schemas.microsoft.com/office/word/2010/wordprocessingGroup" xmlns:wpi="http://schemas.microsoft.com/office/word/2010/wordprocessingInk" xmlns:wne="http://schemas.microsoft.com/office/word/2006/wordml" xmlns:wps="http://schemas.microsoft.com/office/word/2010/wordprocessingShape" mc:Ignorable="w14 w15 w16se w16cid w16 w16cex w16sdtdh w16sdtfl w16du wp14">
   <w:p>
     <w:pPr>
       <w:pStyle w:val="Header"/>
@@ -971,7 +1169,7 @@
     <w:r>
       <w:tab/>
       <w:tab/>
-      <w:t>2026-06-17</w:t>
+      <w:t>2026-06-18</w:t>
       <w:br/>
       <w:br/>
     </w:r>
@@ -988,7 +1186,7 @@
 </file>
 
 <file path=word/numbering.xml><?xml version="1.0" encoding="utf-8"?>
-<w:numbering xmlns:wpc="http://schemas.microsoft.com/office/word/2010/wordprocessingCanvas" xmlns:cx="http://schemas.microsoft.com/office/drawing/2014/chartex" xmlns:cx1="http://schemas.microsoft.com/office/drawing/2015/9/8/chartex" xmlns:cx2="http://schemas.microsoft.com/office/drawing/2015/10/21/chartex" xmlns:cx3="http://schemas.microsoft.com/office/drawing/2016/5/9/chartex" xmlns:cx4="http://schemas.microsoft.com/office/drawing/2016/5/10/chartex" xmlns:cx5="http://schemas.microsoft.com/office/drawing/2016/5/11/chartex" xmlns:cx6="http://schemas.microsoft.com/office/drawing/2016/5/12/chartex" xmlns:cx7="http://schemas.microsoft.com/office/drawing/2016/5/13/chartex" xmlns:cx8="http://schemas.microsoft.com/office/drawing/2016/5/14/chartex" xmlns:mc="http://schemas.openxmlformats.org/markup-compatibility/2006" xmlns:aink="http://schemas.microsoft.com/office/drawing/2016/ink" xmlns:am3d="http://schemas.microsoft.com/office/drawing/2017/model3d" xmlns:o="urn:schemas-microsoft-com:office:office" xmlns:oel="http://schemas.microsoft.com/office/2019/extlst" xmlns:r="http://schemas.openxmlformats.org/officeDocument/2006/relationships" xmlns:m="http://schemas.openxmlformats.org/officeDocument/2006/math" xmlns:v="urn:schemas-microsoft-com:vml" xmlns:wp14="http://schemas.microsoft.com/office/word/2010/wordprocessingDrawing" xmlns:wp="http://schemas.openxmlformats.org/drawingml/2006/wordprocessingDrawing" xmlns:w10="urn:schemas-microsoft-com:office:word" xmlns:w="http://schemas.openxmlformats.org/wordprocessingml/2006/main" xmlns:w14="http://schemas.microsoft.com/office/word/2010/wordml" xmlns:w15="http://schemas.microsoft.com/office/word/2012/wordml" xmlns:w16cex="http://schemas.microsoft.com/office/word/2018/wordml/cex" xmlns:w16cid="http://schemas.microsoft.com/office/word/2016/wordml/cid" xmlns:w16="http://schemas.microsoft.com/office/word/2018/wordml" xmlns:w16sdtdh="http://schemas.microsoft.com/office/word/2020/wordml/sdtdatahash" xmlns:w16se="http://schemas.microsoft.com/office/word/2015/wordml/symex" xmlns:wpg="http://schemas.microsoft.com/office/word/2010/wordprocessingGroup" xmlns:wpi="http://schemas.microsoft.com/office/word/2010/wordprocessingInk" xmlns:wne="http://schemas.microsoft.com/office/word/2006/wordml" xmlns:wps="http://schemas.microsoft.com/office/word/2010/wordprocessingShape" mc:Ignorable="w14 w15 w16se w16cid w16 w16cex w16sdtdh wp14">
+<w:numbering xmlns:wpc="http://schemas.microsoft.com/office/word/2010/wordprocessingCanvas" xmlns:cx="http://schemas.microsoft.com/office/drawing/2014/chartex" xmlns:cx1="http://schemas.microsoft.com/office/drawing/2015/9/8/chartex" xmlns:cx2="http://schemas.microsoft.com/office/drawing/2015/10/21/chartex" xmlns:cx3="http://schemas.microsoft.com/office/drawing/2016/5/9/chartex" xmlns:cx4="http://schemas.microsoft.com/office/drawing/2016/5/10/chartex" xmlns:cx5="http://schemas.microsoft.com/office/drawing/2016/5/11/chartex" xmlns:cx6="http://schemas.microsoft.com/office/drawing/2016/5/12/chartex" xmlns:cx7="http://schemas.microsoft.com/office/drawing/2016/5/13/chartex" xmlns:cx8="http://schemas.microsoft.com/office/drawing/2016/5/14/chartex" xmlns:mc="http://schemas.openxmlformats.org/markup-compatibility/2006" xmlns:aink="http://schemas.microsoft.com/office/drawing/2016/ink" xmlns:am3d="http://schemas.microsoft.com/office/drawing/2017/model3d" xmlns:o="urn:schemas-microsoft-com:office:office" xmlns:oel="http://schemas.microsoft.com/office/2019/extlst" xmlns:r="http://schemas.openxmlformats.org/officeDocument/2006/relationships" xmlns:m="http://schemas.openxmlformats.org/officeDocument/2006/math" xmlns:v="urn:schemas-microsoft-com:vml" xmlns:wp14="http://schemas.microsoft.com/office/word/2010/wordprocessingDrawing" xmlns:wp="http://schemas.openxmlformats.org/drawingml/2006/wordprocessingDrawing" xmlns:w10="urn:schemas-microsoft-com:office:word" xmlns:w="http://schemas.openxmlformats.org/wordprocessingml/2006/main" xmlns:w14="http://schemas.microsoft.com/office/word/2010/wordml" xmlns:w15="http://schemas.microsoft.com/office/word/2012/wordml" xmlns:w16cex="http://schemas.microsoft.com/office/word/2018/wordml/cex" xmlns:w16cid="http://schemas.microsoft.com/office/word/2016/wordml/cid" xmlns:w16="http://schemas.microsoft.com/office/word/2018/wordml" xmlns:w16du="http://schemas.microsoft.com/office/word/2023/wordml/word16du" xmlns:w16sdtdh="http://schemas.microsoft.com/office/word/2020/wordml/sdtdatahash" xmlns:w16sdtfl="http://schemas.microsoft.com/office/word/2024/wordml/sdtformatlock" xmlns:w16se="http://schemas.microsoft.com/office/word/2015/wordml/symex" xmlns:wpg="http://schemas.microsoft.com/office/word/2010/wordprocessingGroup" xmlns:wpi="http://schemas.microsoft.com/office/word/2010/wordprocessingInk" xmlns:wne="http://schemas.microsoft.com/office/word/2006/wordml" xmlns:wps="http://schemas.microsoft.com/office/word/2010/wordprocessingShape" mc:Ignorable="w14 w15 w16se w16cid w16 w16cex w16sdtdh w16sdtfl w16du wp14">
   <w:abstractNum w:abstractNumId="0" w15:restartNumberingAfterBreak="0">
     <w:nsid w:val="FFFFFF7C"/>
     <w:multiLevelType w:val="singleLevel"/>
@@ -1191,7 +1389,7 @@
 </file>
 
 <file path=word/styles.xml><?xml version="1.0" encoding="utf-8"?>
-<w:styles xmlns:mc="http://schemas.openxmlformats.org/markup-compatibility/2006" xmlns:r="http://schemas.openxmlformats.org/officeDocument/2006/relationships" xmlns:w="http://schemas.openxmlformats.org/wordprocessingml/2006/main" xmlns:w14="http://schemas.microsoft.com/office/word/2010/wordml" xmlns:w15="http://schemas.microsoft.com/office/word/2012/wordml" xmlns:w16cex="http://schemas.microsoft.com/office/word/2018/wordml/cex" xmlns:w16cid="http://schemas.microsoft.com/office/word/2016/wordml/cid" xmlns:w16="http://schemas.microsoft.com/office/word/2018/wordml" xmlns:w16sdtdh="http://schemas.microsoft.com/office/word/2020/wordml/sdtdatahash" xmlns:w16se="http://schemas.microsoft.com/office/word/2015/wordml/symex" mc:Ignorable="w14 w15 w16se w16cid w16 w16cex w16sdtdh">
+<w:styles xmlns:mc="http://schemas.openxmlformats.org/markup-compatibility/2006" xmlns:r="http://schemas.openxmlformats.org/officeDocument/2006/relationships" xmlns:w="http://schemas.openxmlformats.org/wordprocessingml/2006/main" xmlns:w14="http://schemas.microsoft.com/office/word/2010/wordml" xmlns:w15="http://schemas.microsoft.com/office/word/2012/wordml" xmlns:w16cex="http://schemas.microsoft.com/office/word/2018/wordml/cex" xmlns:w16cid="http://schemas.microsoft.com/office/word/2016/wordml/cid" xmlns:w16="http://schemas.microsoft.com/office/word/2018/wordml" xmlns:w16du="http://schemas.microsoft.com/office/word/2023/wordml/word16du" xmlns:w16sdtdh="http://schemas.microsoft.com/office/word/2020/wordml/sdtdatahash" xmlns:w16sdtfl="http://schemas.microsoft.com/office/word/2024/wordml/sdtformatlock" xmlns:w16se="http://schemas.microsoft.com/office/word/2015/wordml/symex" mc:Ignorable="w14 w15 w16se w16cid w16 w16cex w16sdtdh w16sdtfl w16du">
   <w:docDefaults>
     <w:rPrDefault>
       <w:rPr>
@@ -1949,7 +2147,7 @@
     <w:link w:val="TitleChar"/>
     <w:uiPriority w:val="10"/>
     <w:qFormat/>
-    <w:rsid w:val="007106C8"/>
+    <w:rsid w:val="00E854FA"/>
     <w:pPr>
       <w:spacing w:after="300" w:line="240" w:lineRule="auto"/>
       <w:contextualSpacing/>
@@ -1959,7 +2157,7 @@
       <w:rFonts w:eastAsiaTheme="majorEastAsia" w:cstheme="majorBidi"/>
       <w:spacing w:val="5"/>
       <w:kern w:val="28"/>
-      <w:sz w:val="52"/>
+      <w:sz w:val="40"/>
       <w:szCs w:val="52"/>
       <w:lang w:val="sv-SE" w:eastAsia="en-US" w:bidi="ar-SA"/>
     </w:rPr>
@@ -1969,12 +2167,12 @@
     <w:basedOn w:val="DefaultParagraphFont"/>
     <w:link w:val="Title"/>
     <w:uiPriority w:val="10"/>
-    <w:rsid w:val="007106C8"/>
+    <w:rsid w:val="00E854FA"/>
     <w:rPr>
       <w:rFonts w:ascii="Times New Roman" w:eastAsiaTheme="majorEastAsia" w:hAnsi="Times New Roman" w:cstheme="majorBidi"/>
       <w:spacing w:val="5"/>
       <w:kern w:val="28"/>
-      <w:sz w:val="52"/>
+      <w:sz w:val="40"/>
       <w:szCs w:val="52"/>
       <w:lang w:val="sv-SE" w:eastAsia="en-US" w:bidi="ar-SA"/>
     </w:rPr>

--- a/klagomål/A 3960-2024 FSC-klagomål.docx
+++ b/klagomål/A 3960-2024 FSC-klagomål.docx
@@ -1169,7 +1169,7 @@
     <w:r>
       <w:tab/>
       <w:tab/>
-      <w:t>2026-06-18</w:t>
+      <w:t>2026-06-19</w:t>
       <w:br/>
       <w:br/>
     </w:r>

--- a/klagomål/A 3960-2024 FSC-klagomål.docx
+++ b/klagomål/A 3960-2024 FSC-klagomål.docx
@@ -1169,7 +1169,7 @@
     <w:r>
       <w:tab/>
       <w:tab/>
-      <w:t>2026-06-19</w:t>
+      <w:t>2026-06-20</w:t>
       <w:br/>
       <w:br/>
     </w:r>

--- a/klagomål/A 3960-2024 FSC-klagomål.docx
+++ b/klagomål/A 3960-2024 FSC-klagomål.docx
@@ -168,38 +168,7 @@
     </w:p>
     <w:p>
       <w:r>
-        <w:t>Detta dokument behandlar höga naturvärden i avverkningsanmälan A 3960-2024 i Sundsvalls kommun som inkom 2024-01-31 och omfattar 3,1 ha.</w:t>
-      </w:r>
-    </w:p>
-    <w:p>
-      <w:r>
-        <w:t>Nedan presenteras fynd av naturvårdsarter och fridlysta arter som gjorts i det avverkningsanmälda området, samt relevanta utdrag ur standarderna för FSC, Chain of Custody, Controlled Wood och PEFC. I BILAGA 1 finns artfakta om fridlysta och rödlistade arter.</w:t>
-      </w:r>
-    </w:p>
-    <w:p>
-      <w:r>
-        <w:t>Vi förväntar oss att ni återkommer med ett skriftligt svar på vårt klagomål och även beskriver vilka korrigerande åtgärder ni satt in för att rätta till identifierade brister i er efterlevnad av den svenska FSC standarden.</w:t>
-      </w:r>
-    </w:p>
-    <w:p>
-      <w:pPr>
-        <w:pStyle w:val="Heading1"/>
-      </w:pPr>
-      <w:r>
-        <w:t>Naturvårdsarter</w:t>
-      </w:r>
-    </w:p>
-    <w:p>
-      <w:r>
-        <w:t>I och inom 15 meter från avverkningsanmälan har följande 4 naturvårdsarter hittats: garnlav (VU, T), lunglav (NT, T), tretåig hackspett (NT, T, §4) och skinnlav (S, T). Av dessa är 3 rödlistade. För rödlistade arter har rödlistekategorin angivits inom parentes. Arter som är signalarter enligt Skogsstyrelsen har markerats med (S). Typiska arter inom Natura 2000 som är kopplade till skogsekosystem har markerats med (T). För fridlysta arter anges även paragrafen i Artskyddsförordningen som arten är fridlyst enligt.</w:t>
-      </w:r>
-    </w:p>
-    <w:p>
-      <w:r>
-        <w:t>De påträffade naturvårdsarterna är ett tydligt kvitto på att det rör sig om en skog med höga naturvärden.</w:t>
-      </w:r>
-      <w:r>
-        <w:t xml:space="preserve"> I Figur 1 visas fyndplatser för naturvårdsarter i området, som finns registrerade på Artportalen.</w:t>
+        <w:t>Detta klagomål behandlar höga naturvärden i avverkningsanmälan A 3960-2024 i Sundsvalls kommun som inkom 2024-01-31 och omfattar 3,1 ha.</w:t>
       </w:r>
     </w:p>
     <w:p>
@@ -247,34 +216,120 @@
         <w:spacing w:after="240"/>
       </w:pPr>
       <w:r>
-        <w:t>Figur 1. Fyndplatser för naturvårdsarter i och inom 15 meter från avverkningsanmälan (röd linje). Markörer utan svart kant är placerade på fyndplatsen. Markörer med svart kant är placerade vid sidan av fyndplatsen och har ett svart streck som visar fyndplatsens exakta position. Kartans mittpunktskoordinat är N 6963074, E 591237 i SWEREF 99 TM.</w:t>
+        <w:t>Figur 1. Fyndplatser för naturvårdsarter i och inom 15 meter från avverkningsanmälan. Markörer utan svart kant är placerade på fyndplatsen. Markörer med svart kant är placerade vid sidan av fyndplatsen har ett svart streck som visar fyndplatsens exakta position. Kartans mittpunktskoordinat är N 6963074, E 591237 i SWEREF 99 TM.</w:t>
+      </w:r>
+    </w:p>
+    <w:p>
+      <w:r>
+        <w:t>I och inom 15 meter från avverkningsanmälan finns fynd av 4 naturvårdsarter, varav 3 är rödlistade, 1 är fridlyst, 4 är typiska (T) och 1 är signalart (S): garnlav (VU, T), lunglav (NT, T), tretåig hackspett (NT, T, §4) och skinnlav (S, T). Se Figur 1.</w:t>
+      </w:r>
+    </w:p>
+    <w:p>
+      <w:r>
+        <w:t>Nedan presenteras relevanta utdrag ur standarderna för FSC, Chain of Custody, Controlled Wood och PEFC.</w:t>
+      </w:r>
+    </w:p>
+    <w:p>
+      <w:r>
+        <w:t>Vi förväntar oss att ni återkommer med ett skriftligt svar på vårt klagomål och även beskriver vilka korrigerande åtgärder ni satt in för att rätta till identifierade brister i er efterlevnad av den svenska FSC standarden.</w:t>
       </w:r>
     </w:p>
     <w:p>
       <w:pPr>
-        <w:pStyle w:val="Heading2"/>
+        <w:pStyle w:val="Heading1"/>
       </w:pPr>
       <w:r>
-        <w:t>Fridlysta arter</w:t>
+        <w:t>Naturvårdsarter och fridlysta arter</w:t>
       </w:r>
     </w:p>
     <w:p>
       <w:r>
-        <w:t>Följande fridlysta arter har sina livsmiljöer och växtplatser i den avverkningsanmälda skogen: tretåig hackspett (NT, T, §4).</w:t>
+        <w:t>Nedan följer beskrivningar av de naturvårdsarter och fridlysta arter som har sina livsmiljöer och växtplatser i den avverkningsanmälda skogen. Se även ytterligare artfakta i BILAGA 1. De påträffade naturvårdsarterna är ett tydligt kvitto på att det rör sig om en skog med höga naturvärden.</w:t>
       </w:r>
     </w:p>
     <w:p>
-      <w:r>
-        <w:t xml:space="preserve">Observera att medlemsländerna är skyldiga att agera i enlighet med EU:s fågeldirektiv där det uttryckligen står att direktivet gäller för fåglar samt för deras ägg, bon och </w:t>
-      </w:r>
       <w:r>
         <w:rPr>
           <w:b/>
         </w:rPr>
-        <w:t xml:space="preserve">livsmiljöer </w:t>
-      </w:r>
-      <w:r>
-        <w:t>(artikel 1). Vidare att de åtgärder som vidtas inte får leda till en försämring av den nuvarande situationen beträffande bevarandet av de fågelarter som avses i artikel 1 (artikel 13). Fågeldirektivet är styrande för tillsynsansvariga myndigheters ärendehantering, ställningstaganden och beslutsfattande.</w:t>
+        <w:t>Garnlav (VU)</w:t>
+      </w:r>
+      <w:r>
+        <w:t xml:space="preserve"> är en utpräglad barrskogsart som ibland kan drapera träden i norrländska grannaturskogar med hög luftfuktighet. Den förekommer även i talldominerade bestånd där den, förutom i trädens grenverk, påträffas hängande över ojämnheter i tallbarken. Arten har minskat starkt i södra och mellersta Sverige och den minskar även i sitt nordliga utbredningsområde. Minskningstakten uppgår till 30 (20–50) % inom 50 år och överstiger gränsvärdet för Sårbar (VU). Orsaken till tillbakagången beror främst på slutavverkningar av naturskogsartade skogar. Bestånd med riklig förekomst bör regelmässigt sparas, vilket även gynnar flera andra sällsynta och rödlistade arter. Garnlav är värdväxt för den mycket sällsynta och akut hotade fjärilen barrskogslavfly (CR) som hör hemma i boreala barrskogar med riklig förekomst av värdväxten. Tidigare kunde arten konstateras årligen på flera platser vid Dala-Floda i Dalarna innan lokalerna kalavverkades. Senaste fyndet i landet av barrskogslavfly är från år 2000 då den påträffades vid Högberget i Sollefteå kommun. Garnlav är typisk art för </w:t>
+      </w:r>
+      <w:r>
+        <w:rPr>
+          <w:i/>
+        </w:rPr>
+        <w:t xml:space="preserve">9010 Taiga </w:t>
+      </w:r>
+      <w:r>
+        <w:t>och</w:t>
+      </w:r>
+      <w:r>
+        <w:rPr>
+          <w:i/>
+        </w:rPr>
+        <w:t xml:space="preserve"> 9070 Trädklädd betesmark</w:t>
+      </w:r>
+      <w:r>
+        <w:t xml:space="preserve"> (SLU Artdatabanken, 2026).</w:t>
+      </w:r>
+    </w:p>
+    <w:p>
+      <w:r>
+        <w:rPr>
+          <w:b/>
+        </w:rPr>
+        <w:t>Lunglav (NT)</w:t>
+      </w:r>
+      <w:r>
+        <w:t xml:space="preserve"> är en av vårt lands främsta signalarter som överallt indikerar gamla lövträd, skogsbestånd med höga naturvärden och ekosystem med långskoglig kontinuitet. Lokalt kan förekomsten vara mycket riklig men den hittas nästan enbart i gamla och ej slutavverkade skogar. Artens samtliga förekomster bör uppmärksammas från naturvårdssynpunkt, då många lokaler även hyser andra ovanliga och rödlistade arter. Rikliga förekomster bör skyddas med biotopskydd, frivilliga avsättningar eller reservat. På lunglav kan de sällsynta lavparasiterna lunglavshårprick (CR), </w:t>
+      </w:r>
+      <w:r>
+        <w:rPr>
+          <w:i/>
+        </w:rPr>
+        <w:t>Abrothallus diederichii</w:t>
+      </w:r>
+      <w:r>
+        <w:t xml:space="preserve"> (VU), </w:t>
+      </w:r>
+      <w:r>
+        <w:rPr>
+          <w:i/>
+        </w:rPr>
+        <w:t>Abrothallus lobariae</w:t>
+      </w:r>
+      <w:r>
+        <w:t xml:space="preserve"> (VU), </w:t>
+      </w:r>
+      <w:r>
+        <w:rPr>
+          <w:i/>
+        </w:rPr>
+        <w:t>Calycina lobariae</w:t>
+      </w:r>
+      <w:r>
+        <w:t xml:space="preserve"> (VU), lunglavsknapp (VU) och skrovelmössing (VU) påträffas. Lunglav är typisk art för </w:t>
+      </w:r>
+      <w:r>
+        <w:rPr>
+          <w:i/>
+        </w:rPr>
+        <w:t>9010 Taiga, 9020 Nordlig ädellövskog, 9110 Näringsfattig bokskog, 9130 Näringsrik bokskog, 9160 Näringsrik ekskog, 9180 Ädellövskog i branter, 9190 Näringsfattig ekskog, 9070 Trädklädd betesmark, 9040 Fjällbjörkskog</w:t>
+      </w:r>
+      <w:r>
+        <w:t xml:space="preserve"> och</w:t>
+      </w:r>
+      <w:r>
+        <w:rPr>
+          <w:i/>
+        </w:rPr>
+        <w:t xml:space="preserve"> 6530 Lövängar</w:t>
+      </w:r>
+      <w:r>
+        <w:t xml:space="preserve"> (SLU Artdatabanken, 2026; Nitare &amp; Skogsstyrelsen, 2019).</w:t>
       </w:r>
     </w:p>
     <w:p>
@@ -304,104 +359,6 @@
       </w:r>
       <w:r>
         <w:t xml:space="preserve"> (Skogsstyrelsen, 2016; SLU Artdatabanken, 2024).</w:t>
-      </w:r>
-    </w:p>
-    <w:p>
-      <w:r>
-        <w:t>I BILAGA 1 finns mer detaljerad information om ekologi samt krav på livsmiljö hos fridlysta arter.</w:t>
-      </w:r>
-    </w:p>
-    <w:p>
-      <w:pPr>
-        <w:pStyle w:val="Heading2"/>
-      </w:pPr>
-      <w:r>
-        <w:t>Övriga naturvårdsarter</w:t>
-      </w:r>
-    </w:p>
-    <w:p>
-      <w:r>
-        <w:rPr>
-          <w:b/>
-        </w:rPr>
-        <w:t>Garnlav (VU)</w:t>
-      </w:r>
-      <w:r>
-        <w:t xml:space="preserve"> är en utpräglad barrskogsart som ibland kan drapera träden i norrländska grannaturskogar med hög luftfuktighet. Den förekommer även i talldominerade bestånd där den, förutom i trädens grenverk, påträffas hängande över ojämnheter i tallbarken. Arten har minskat starkt i södra och mellersta Sverige och den minskar även i sitt nordliga utbredningsområde. Minskningstakten uppgår till 30 (20–50) % inom 50 år och överstiger gränsvärdet för Sårbar (VU). Orsaken till tillbakagången beror främst på slutavverkningar av naturskogsartade skogar. Bestånd med riklig förekomst bör regelmässigt sparas, vilket även gynnar flera andra sällsynta och rödlistade arter. Garnlav är värdväxt för den mycket sällsynta och akut hotade fjärilen barrskogslavfly (CR) som hör hemma i boreala barrskogar med riklig förekomst av värdväxten. Tidigare kunde arten konstateras årligen på flera platser vid Dala-Floda i Dalarna innan lokalerna kalavverkades. Senaste fyndet i landet av barrskogslavfly är från år 2000 då den påträffades vid Högberget i Sollefteå kommun. Garnlav är typisk art för </w:t>
-      </w:r>
-      <w:r>
-        <w:rPr>
-          <w:i/>
-        </w:rPr>
-        <w:t xml:space="preserve">9010 Taiga </w:t>
-      </w:r>
-      <w:r>
-        <w:t>och</w:t>
-      </w:r>
-      <w:r>
-        <w:rPr>
-          <w:i/>
-        </w:rPr>
-        <w:t xml:space="preserve"> 9070 Trädklädd betesmark</w:t>
-      </w:r>
-      <w:r>
-        <w:t xml:space="preserve"> (SLU Artdatabanken, 2026).</w:t>
-      </w:r>
-    </w:p>
-    <w:p>
-      <w:r>
-        <w:rPr>
-          <w:b/>
-        </w:rPr>
-        <w:t>Lunglav (NT)</w:t>
-      </w:r>
-      <w:r>
-        <w:t xml:space="preserve"> är en av vårt lands främsta signalarter som överallt indikerar gamla lövträd, skogsbestånd med höga naturvärden och ekosystem med långskoglig kontinuitet. Lokalt kan förekomsten vara mycket riklig men den hittas nästan enbart i gamla och ej slutavverkade skogar. Artens samtliga förekomster bör uppmärksammas från naturvårdssynpunkt, då många lokaler även hyser andra ovanliga och rödlistade arter. Rikliga förekomster bör skyddas med biotopskydd, frivilliga avsättningar eller reservat. På lunglav kan de sällsynta lavparasiterna lunglavshårprick (CR), </w:t>
-      </w:r>
-      <w:r>
-        <w:rPr>
-          <w:i/>
-        </w:rPr>
-        <w:t>Abrothallus diederichii</w:t>
-      </w:r>
-      <w:r>
-        <w:t xml:space="preserve"> (VU), </w:t>
-      </w:r>
-      <w:r>
-        <w:rPr>
-          <w:i/>
-        </w:rPr>
-        <w:t>Abrothallus lobariae</w:t>
-      </w:r>
-      <w:r>
-        <w:t xml:space="preserve"> (VU), </w:t>
-      </w:r>
-      <w:r>
-        <w:rPr>
-          <w:i/>
-        </w:rPr>
-        <w:t>Calycina lobariae</w:t>
-      </w:r>
-      <w:r>
-        <w:t xml:space="preserve"> (VU), lunglavsknapp (VU) och skrovelmössing (VU) påträffas. Lunglav är typisk art för </w:t>
-      </w:r>
-      <w:r>
-        <w:rPr>
-          <w:i/>
-        </w:rPr>
-        <w:t>9010 Taiga, 9020 Nordlig ädellövskog, 9110 Näringsfattig bokskog, 9130 Näringsrik bokskog, 9160 Näringsrik ekskog, 9180 Ädellövskog i branter, 9190 Näringsfattig ekskog, 9070 Trädklädd betesmark, 9040 Fjällbjörkskog</w:t>
-      </w:r>
-      <w:r>
-        <w:t xml:space="preserve"> och</w:t>
-      </w:r>
-      <w:r>
-        <w:rPr>
-          <w:i/>
-        </w:rPr>
-        <w:t xml:space="preserve"> 6530 Lövängar</w:t>
-      </w:r>
-      <w:r>
-        <w:t xml:space="preserve"> (SLU Artdatabanken, 2026; Nitare &amp; Skogsstyrelsen, 2019).</w:t>
       </w:r>
     </w:p>
     <w:p>
@@ -1169,7 +1126,7 @@
     <w:r>
       <w:tab/>
       <w:tab/>
-      <w:t>2026-06-20</w:t>
+      <w:t>2026-06-21</w:t>
       <w:br/>
       <w:br/>
     </w:r>

--- a/klagomål/A 3960-2024 FSC-klagomål.docx
+++ b/klagomål/A 3960-2024 FSC-klagomål.docx
@@ -1126,7 +1126,7 @@
     <w:r>
       <w:tab/>
       <w:tab/>
-      <w:t>2026-06-21</w:t>
+      <w:t>2026-06-22</w:t>
       <w:br/>
       <w:br/>
     </w:r>

--- a/klagomål/A 3960-2024 FSC-klagomål.docx
+++ b/klagomål/A 3960-2024 FSC-klagomål.docx
@@ -1126,7 +1126,7 @@
     <w:r>
       <w:tab/>
       <w:tab/>
-      <w:t>2026-06-22</w:t>
+      <w:t>2026-06-23</w:t>
       <w:br/>
       <w:br/>
     </w:r>

--- a/klagomål/A 3960-2024 FSC-klagomål.docx
+++ b/klagomål/A 3960-2024 FSC-klagomål.docx
@@ -1126,7 +1126,7 @@
     <w:r>
       <w:tab/>
       <w:tab/>
-      <w:t>2026-06-23</w:t>
+      <w:t>2026-06-24</w:t>
       <w:br/>
       <w:br/>
     </w:r>

--- a/klagomål/A 3960-2024 FSC-klagomål.docx
+++ b/klagomål/A 3960-2024 FSC-klagomål.docx
@@ -1126,7 +1126,7 @@
     <w:r>
       <w:tab/>
       <w:tab/>
-      <w:t>2026-06-24</w:t>
+      <w:t>2026-06-25</w:t>
       <w:br/>
       <w:br/>
     </w:r>

--- a/klagomål/A 3960-2024 FSC-klagomål.docx
+++ b/klagomål/A 3960-2024 FSC-klagomål.docx
@@ -1126,7 +1126,7 @@
     <w:r>
       <w:tab/>
       <w:tab/>
-      <w:t>2026-06-25</w:t>
+      <w:t>2026-06-26</w:t>
       <w:br/>
       <w:br/>
     </w:r>

--- a/klagomål/A 3960-2024 FSC-klagomål.docx
+++ b/klagomål/A 3960-2024 FSC-klagomål.docx
@@ -1126,7 +1126,7 @@
     <w:r>
       <w:tab/>
       <w:tab/>
-      <w:t>2026-06-26</w:t>
+      <w:t>2026-06-27</w:t>
       <w:br/>
       <w:br/>
     </w:r>

--- a/klagomål/A 3960-2024 FSC-klagomål.docx
+++ b/klagomål/A 3960-2024 FSC-klagomål.docx
@@ -1126,7 +1126,7 @@
     <w:r>
       <w:tab/>
       <w:tab/>
-      <w:t>2026-06-27</w:t>
+      <w:t>2026-06-28</w:t>
       <w:br/>
       <w:br/>
     </w:r>

--- a/klagomål/A 3960-2024 FSC-klagomål.docx
+++ b/klagomål/A 3960-2024 FSC-klagomål.docx
@@ -1126,7 +1126,7 @@
     <w:r>
       <w:tab/>
       <w:tab/>
-      <w:t>2026-06-28</w:t>
+      <w:t>2026-06-29</w:t>
       <w:br/>
       <w:br/>
     </w:r>

--- a/klagomål/A 3960-2024 FSC-klagomål.docx
+++ b/klagomål/A 3960-2024 FSC-klagomål.docx
@@ -1126,7 +1126,7 @@
     <w:r>
       <w:tab/>
       <w:tab/>
-      <w:t>2026-06-29</w:t>
+      <w:t>2026-06-30</w:t>
       <w:br/>
       <w:br/>
     </w:r>

--- a/klagomål/A 3960-2024 FSC-klagomål.docx
+++ b/klagomål/A 3960-2024 FSC-klagomål.docx
@@ -1126,7 +1126,7 @@
     <w:r>
       <w:tab/>
       <w:tab/>
-      <w:t>2026-06-30</w:t>
+      <w:t>2026-07-01</w:t>
       <w:br/>
       <w:br/>
     </w:r>

--- a/klagomål/A 3960-2024 FSC-klagomål.docx
+++ b/klagomål/A 3960-2024 FSC-klagomål.docx
@@ -1126,7 +1126,7 @@
     <w:r>
       <w:tab/>
       <w:tab/>
-      <w:t>2026-07-01</w:t>
+      <w:t>2026-07-02</w:t>
       <w:br/>
       <w:br/>
     </w:r>

--- a/klagomål/A 3960-2024 FSC-klagomål.docx
+++ b/klagomål/A 3960-2024 FSC-klagomål.docx
@@ -1126,7 +1126,7 @@
     <w:r>
       <w:tab/>
       <w:tab/>
-      <w:t>2026-07-13</w:t>
+      <w:t>2026-07-14</w:t>
       <w:br/>
       <w:br/>
     </w:r>

--- a/klagomål/A 3960-2024 FSC-klagomål.docx
+++ b/klagomål/A 3960-2024 FSC-klagomål.docx
@@ -1126,7 +1126,7 @@
     <w:r>
       <w:tab/>
       <w:tab/>
-      <w:t>2026-07-14</w:t>
+      <w:t>2026-07-15</w:t>
       <w:br/>
       <w:br/>
     </w:r>

--- a/klagomål/A 3960-2024 FSC-klagomål.docx
+++ b/klagomål/A 3960-2024 FSC-klagomål.docx
@@ -1126,7 +1126,7 @@
     <w:r>
       <w:tab/>
       <w:tab/>
-      <w:t>2026-07-15</w:t>
+      <w:t>2026-07-16</w:t>
       <w:br/>
       <w:br/>
     </w:r>

--- a/klagomål/A 3960-2024 FSC-klagomål.docx
+++ b/klagomål/A 3960-2024 FSC-klagomål.docx
@@ -1126,7 +1126,7 @@
     <w:r>
       <w:tab/>
       <w:tab/>
-      <w:t>2026-07-16</w:t>
+      <w:t>2026-07-17</w:t>
       <w:br/>
       <w:br/>
     </w:r>

--- a/klagomål/A 3960-2024 FSC-klagomål.docx
+++ b/klagomål/A 3960-2024 FSC-klagomål.docx
@@ -1126,7 +1126,7 @@
     <w:r>
       <w:tab/>
       <w:tab/>
-      <w:t>2026-07-17</w:t>
+      <w:t>2026-07-18</w:t>
       <w:br/>
       <w:br/>
     </w:r>

--- a/klagomål/A 3960-2024 FSC-klagomål.docx
+++ b/klagomål/A 3960-2024 FSC-klagomål.docx
@@ -1126,7 +1126,7 @@
     <w:r>
       <w:tab/>
       <w:tab/>
-      <w:t>2026-07-18</w:t>
+      <w:t>2026-07-19</w:t>
       <w:br/>
       <w:br/>
     </w:r>

--- a/klagomål/A 3960-2024 FSC-klagomål.docx
+++ b/klagomål/A 3960-2024 FSC-klagomål.docx
@@ -1126,7 +1126,7 @@
     <w:r>
       <w:tab/>
       <w:tab/>
-      <w:t>2026-07-19</w:t>
+      <w:t>2026-07-20</w:t>
       <w:br/>
       <w:br/>
     </w:r>

--- a/klagomål/A 3960-2024 FSC-klagomål.docx
+++ b/klagomål/A 3960-2024 FSC-klagomål.docx
@@ -1126,7 +1126,7 @@
     <w:r>
       <w:tab/>
       <w:tab/>
-      <w:t>2026-07-20</w:t>
+      <w:t>2026-07-21</w:t>
       <w:br/>
       <w:br/>
     </w:r>

--- a/klagomål/A 3960-2024 FSC-klagomål.docx
+++ b/klagomål/A 3960-2024 FSC-klagomål.docx
@@ -1126,7 +1126,7 @@
     <w:r>
       <w:tab/>
       <w:tab/>
-      <w:t>2026-07-21</w:t>
+      <w:t>2026-07-22</w:t>
       <w:br/>
       <w:br/>
     </w:r>

--- a/klagomål/A 3960-2024 FSC-klagomål.docx
+++ b/klagomål/A 3960-2024 FSC-klagomål.docx
@@ -1126,7 +1126,7 @@
     <w:r>
       <w:tab/>
       <w:tab/>
-      <w:t>2026-07-22</w:t>
+      <w:t>2026-07-23</w:t>
       <w:br/>
       <w:br/>
     </w:r>

--- a/klagomål/A 3960-2024 FSC-klagomål.docx
+++ b/klagomål/A 3960-2024 FSC-klagomål.docx
@@ -1126,7 +1126,7 @@
     <w:r>
       <w:tab/>
       <w:tab/>
-      <w:t>2026-07-23</w:t>
+      <w:t>2026-07-24</w:t>
       <w:br/>
       <w:br/>
     </w:r>

--- a/klagomål/A 3960-2024 FSC-klagomål.docx
+++ b/klagomål/A 3960-2024 FSC-klagomål.docx
@@ -1126,7 +1126,7 @@
     <w:r>
       <w:tab/>
       <w:tab/>
-      <w:t>2026-07-24</w:t>
+      <w:t>2026-07-25</w:t>
       <w:br/>
       <w:br/>
     </w:r>

--- a/klagomål/A 3960-2024 FSC-klagomål.docx
+++ b/klagomål/A 3960-2024 FSC-klagomål.docx
@@ -1126,7 +1126,7 @@
     <w:r>
       <w:tab/>
       <w:tab/>
-      <w:t>2026-07-25</w:t>
+      <w:t>2026-07-26</w:t>
       <w:br/>
       <w:br/>
     </w:r>

--- a/klagomål/A 3960-2024 FSC-klagomål.docx
+++ b/klagomål/A 3960-2024 FSC-klagomål.docx
@@ -1126,7 +1126,7 @@
     <w:r>
       <w:tab/>
       <w:tab/>
-      <w:t>2026-07-26</w:t>
+      <w:t>2026-07-27</w:t>
       <w:br/>
       <w:br/>
     </w:r>

--- a/klagomål/A 3960-2024 FSC-klagomål.docx
+++ b/klagomål/A 3960-2024 FSC-klagomål.docx
@@ -1126,7 +1126,7 @@
     <w:r>
       <w:tab/>
       <w:tab/>
-      <w:t>2026-07-27</w:t>
+      <w:t>2026-07-28</w:t>
       <w:br/>
       <w:br/>
     </w:r>

--- a/klagomål/A 3960-2024 FSC-klagomål.docx
+++ b/klagomål/A 3960-2024 FSC-klagomål.docx
@@ -1126,7 +1126,7 @@
     <w:r>
       <w:tab/>
       <w:tab/>
-      <w:t>2026-07-28</w:t>
+      <w:t>2026-07-29</w:t>
       <w:br/>
       <w:br/>
     </w:r>

--- a/klagomål/A 3960-2024 FSC-klagomål.docx
+++ b/klagomål/A 3960-2024 FSC-klagomål.docx
@@ -1126,7 +1126,7 @@
     <w:r>
       <w:tab/>
       <w:tab/>
-      <w:t>2026-07-29</w:t>
+      <w:t>2026-07-30</w:t>
       <w:br/>
       <w:br/>
     </w:r>

--- a/klagomål/A 3960-2024 FSC-klagomål.docx
+++ b/klagomål/A 3960-2024 FSC-klagomål.docx
@@ -1126,7 +1126,7 @@
     <w:r>
       <w:tab/>
       <w:tab/>
-      <w:t>2026-07-30</w:t>
+      <w:t>2026-07-31</w:t>
       <w:br/>
       <w:br/>
     </w:r>

--- a/klagomål/A 3960-2024 FSC-klagomål.docx
+++ b/klagomål/A 3960-2024 FSC-klagomål.docx
@@ -1126,7 +1126,7 @@
     <w:r>
       <w:tab/>
       <w:tab/>
-      <w:t>2026-07-31</w:t>
+      <w:t>2026-08-01</w:t>
       <w:br/>
       <w:br/>
     </w:r>

--- a/klagomål/A 3960-2024 FSC-klagomål.docx
+++ b/klagomål/A 3960-2024 FSC-klagomål.docx
@@ -1126,7 +1126,7 @@
     <w:r>
       <w:tab/>
       <w:tab/>
-      <w:t>2026-08-01</w:t>
+      <w:t>2026-08-02</w:t>
       <w:br/>
       <w:br/>
     </w:r>

--- a/klagomål/A 3960-2024 FSC-klagomål.docx
+++ b/klagomål/A 3960-2024 FSC-klagomål.docx
@@ -1126,7 +1126,7 @@
     <w:r>
       <w:tab/>
       <w:tab/>
-      <w:t>2026-08-02</w:t>
+      <w:t>2026-08-03</w:t>
       <w:br/>
       <w:br/>
     </w:r>

--- a/klagomål/A 3960-2024 FSC-klagomål.docx
+++ b/klagomål/A 3960-2024 FSC-klagomål.docx
@@ -1126,7 +1126,7 @@
     <w:r>
       <w:tab/>
       <w:tab/>
-      <w:t>2026-08-03</w:t>
+      <w:t>2026-08-05</w:t>
       <w:br/>
       <w:br/>
     </w:r>

--- a/klagomål/A 3960-2024 FSC-klagomål.docx
+++ b/klagomål/A 3960-2024 FSC-klagomål.docx
@@ -1126,7 +1126,7 @@
     <w:r>
       <w:tab/>
       <w:tab/>
-      <w:t>2026-08-05</w:t>
+      <w:t>2026-08-07</w:t>
       <w:br/>
       <w:br/>
     </w:r>

--- a/klagomål/A 3960-2024 FSC-klagomål.docx
+++ b/klagomål/A 3960-2024 FSC-klagomål.docx
@@ -1126,7 +1126,7 @@
     <w:r>
       <w:tab/>
       <w:tab/>
-      <w:t>2026-08-07</w:t>
+      <w:t>2026-08-08</w:t>
       <w:br/>
       <w:br/>
     </w:r>

--- a/klagomål/A 3960-2024 FSC-klagomål.docx
+++ b/klagomål/A 3960-2024 FSC-klagomål.docx
@@ -216,7 +216,7 @@
         <w:spacing w:after="240"/>
       </w:pPr>
       <w:r>
-        <w:t>Figur 1. Fyndplatser för naturvårdsarter i och inom 15 meter från avverkningsanmälan. Markörer utan svart kant är placerade på fyndplatsen. Markörer med svart kant är placerade vid sidan av fyndplatsen har ett svart streck som visar fyndplatsens exakta position. Kartans mittpunktskoordinat är N 6963074, E 591237 i SWEREF 99 TM.</w:t>
+        <w:t>Figur 1. Fyndplatser för naturvårdsarter i och inom 15 meter från avverkningsanmälan. Markörer utan svart kant är placerade på fyndplatsen. Markörer med svart kant är placerade vid sidan av fyndplatsen och har ett svart streck som visar fyndplatsens exakta position. Kartans mittpunktskoordinat är N 6963074, E 591237 i SWEREF 99 TM.</w:t>
       </w:r>
     </w:p>
     <w:p>
@@ -1126,7 +1126,7 @@
     <w:r>
       <w:tab/>
       <w:tab/>
-      <w:t>2026-08-14</w:t>
+      <w:t>2026-08-15</w:t>
       <w:br/>
       <w:br/>
     </w:r>

--- a/klagomål/A 3960-2024 FSC-klagomål.docx
+++ b/klagomål/A 3960-2024 FSC-klagomål.docx
@@ -1126,7 +1126,7 @@
     <w:r>
       <w:tab/>
       <w:tab/>
-      <w:t>2026-08-15</w:t>
+      <w:t>2026-08-16</w:t>
       <w:br/>
       <w:br/>
     </w:r>

--- a/klagomål/A 3960-2024 FSC-klagomål.docx
+++ b/klagomål/A 3960-2024 FSC-klagomål.docx
@@ -1126,7 +1126,7 @@
     <w:r>
       <w:tab/>
       <w:tab/>
-      <w:t>2026-08-16</w:t>
+      <w:t>2026-08-17</w:t>
       <w:br/>
       <w:br/>
     </w:r>

--- a/klagomål/A 3960-2024 FSC-klagomål.docx
+++ b/klagomål/A 3960-2024 FSC-klagomål.docx
@@ -1126,7 +1126,7 @@
     <w:r>
       <w:tab/>
       <w:tab/>
-      <w:t>2026-08-17</w:t>
+      <w:t>2026-08-18</w:t>
       <w:br/>
       <w:br/>
     </w:r>

--- a/klagomål/A 3960-2024 FSC-klagomål.docx
+++ b/klagomål/A 3960-2024 FSC-klagomål.docx
@@ -1126,7 +1126,7 @@
     <w:r>
       <w:tab/>
       <w:tab/>
-      <w:t>2026-08-18</w:t>
+      <w:t>2026-08-19</w:t>
       <w:br/>
       <w:br/>
     </w:r>

--- a/klagomål/A 3960-2024 FSC-klagomål.docx
+++ b/klagomål/A 3960-2024 FSC-klagomål.docx
@@ -1126,7 +1126,7 @@
     <w:r>
       <w:tab/>
       <w:tab/>
-      <w:t>2026-08-19</w:t>
+      <w:t>2026-08-20</w:t>
       <w:br/>
       <w:br/>
     </w:r>

--- a/klagomål/A 3960-2024 FSC-klagomål.docx
+++ b/klagomål/A 3960-2024 FSC-klagomål.docx
@@ -1126,7 +1126,7 @@
     <w:r>
       <w:tab/>
       <w:tab/>
-      <w:t>2026-08-20</w:t>
+      <w:t>2026-08-21</w:t>
       <w:br/>
       <w:br/>
     </w:r>

--- a/klagomål/A 3960-2024 FSC-klagomål.docx
+++ b/klagomål/A 3960-2024 FSC-klagomål.docx
@@ -1126,7 +1126,7 @@
     <w:r>
       <w:tab/>
       <w:tab/>
-      <w:t>2026-08-21</w:t>
+      <w:t>2026-08-22</w:t>
       <w:br/>
       <w:br/>
     </w:r>

--- a/klagomål/A 3960-2024 FSC-klagomål.docx
+++ b/klagomål/A 3960-2024 FSC-klagomål.docx
@@ -1126,7 +1126,7 @@
     <w:r>
       <w:tab/>
       <w:tab/>
-      <w:t>2026-08-22</w:t>
+      <w:t>2026-08-23</w:t>
       <w:br/>
       <w:br/>
     </w:r>

--- a/klagomål/A 3960-2024 FSC-klagomål.docx
+++ b/klagomål/A 3960-2024 FSC-klagomål.docx
@@ -1126,7 +1126,7 @@
     <w:r>
       <w:tab/>
       <w:tab/>
-      <w:t>2026-08-23</w:t>
+      <w:t>2026-08-24</w:t>
       <w:br/>
       <w:br/>
     </w:r>

--- a/klagomål/A 3960-2024 FSC-klagomål.docx
+++ b/klagomål/A 3960-2024 FSC-klagomål.docx
@@ -1126,7 +1126,7 @@
     <w:r>
       <w:tab/>
       <w:tab/>
-      <w:t>2026-08-24</w:t>
+      <w:t>2026-08-25</w:t>
       <w:br/>
       <w:br/>
     </w:r>

--- a/klagomål/A 3960-2024 FSC-klagomål.docx
+++ b/klagomål/A 3960-2024 FSC-klagomål.docx
@@ -1126,7 +1126,7 @@
     <w:r>
       <w:tab/>
       <w:tab/>
-      <w:t>2026-08-25</w:t>
+      <w:t>2026-08-26</w:t>
       <w:br/>
       <w:br/>
     </w:r>

--- a/klagomål/A 3960-2024 FSC-klagomål.docx
+++ b/klagomål/A 3960-2024 FSC-klagomål.docx
@@ -1126,7 +1126,7 @@
     <w:r>
       <w:tab/>
       <w:tab/>
-      <w:t>2026-08-26</w:t>
+      <w:t>2026-08-27</w:t>
       <w:br/>
       <w:br/>
     </w:r>

--- a/klagomål/A 3960-2024 FSC-klagomål.docx
+++ b/klagomål/A 3960-2024 FSC-klagomål.docx
@@ -1126,7 +1126,7 @@
     <w:r>
       <w:tab/>
       <w:tab/>
-      <w:t>2026-08-27</w:t>
+      <w:t>2026-08-28</w:t>
       <w:br/>
       <w:br/>
     </w:r>

--- a/klagomål/A 3960-2024 FSC-klagomål.docx
+++ b/klagomål/A 3960-2024 FSC-klagomål.docx
@@ -1126,7 +1126,7 @@
     <w:r>
       <w:tab/>
       <w:tab/>
-      <w:t>2026-08-28</w:t>
+      <w:t>2026-08-29</w:t>
       <w:br/>
       <w:br/>
     </w:r>

--- a/klagomål/A 3960-2024 FSC-klagomål.docx
+++ b/klagomål/A 3960-2024 FSC-klagomål.docx
@@ -1126,7 +1126,7 @@
     <w:r>
       <w:tab/>
       <w:tab/>
-      <w:t>2026-08-29</w:t>
+      <w:t>2026-08-31</w:t>
       <w:br/>
       <w:br/>
     </w:r>

--- a/klagomål/A 3960-2024 FSC-klagomål.docx
+++ b/klagomål/A 3960-2024 FSC-klagomål.docx
@@ -1126,7 +1126,7 @@
     <w:r>
       <w:tab/>
       <w:tab/>
-      <w:t>2026-08-31</w:t>
+      <w:t>2026-09-01</w:t>
       <w:br/>
       <w:br/>
     </w:r>

--- a/klagomål/A 3960-2024 FSC-klagomål.docx
+++ b/klagomål/A 3960-2024 FSC-klagomål.docx
@@ -1126,7 +1126,7 @@
     <w:r>
       <w:tab/>
       <w:tab/>
-      <w:t>2026-09-01</w:t>
+      <w:t>2026-09-02</w:t>
       <w:br/>
       <w:br/>
     </w:r>

--- a/klagomål/A 3960-2024 FSC-klagomål.docx
+++ b/klagomål/A 3960-2024 FSC-klagomål.docx
@@ -1126,7 +1126,7 @@
     <w:r>
       <w:tab/>
       <w:tab/>
-      <w:t>2026-09-02</w:t>
+      <w:t>2026-09-03</w:t>
       <w:br/>
       <w:br/>
     </w:r>

--- a/klagomål/A 3960-2024 FSC-klagomål.docx
+++ b/klagomål/A 3960-2024 FSC-klagomål.docx
@@ -1126,7 +1126,7 @@
     <w:r>
       <w:tab/>
       <w:tab/>
-      <w:t>2026-09-03</w:t>
+      <w:t>2026-09-04</w:t>
       <w:br/>
       <w:br/>
     </w:r>

--- a/klagomål/A 3960-2024 FSC-klagomål.docx
+++ b/klagomål/A 3960-2024 FSC-klagomål.docx
@@ -1126,7 +1126,7 @@
     <w:r>
       <w:tab/>
       <w:tab/>
-      <w:t>2026-09-04</w:t>
+      <w:t>2026-09-05</w:t>
       <w:br/>
       <w:br/>
     </w:r>

--- a/klagomål/A 3960-2024 FSC-klagomål.docx
+++ b/klagomål/A 3960-2024 FSC-klagomål.docx
@@ -1126,7 +1126,7 @@
     <w:r>
       <w:tab/>
       <w:tab/>
-      <w:t>2026-09-05</w:t>
+      <w:t>2026-09-06</w:t>
       <w:br/>
       <w:br/>
     </w:r>

--- a/klagomål/A 3960-2024 FSC-klagomål.docx
+++ b/klagomål/A 3960-2024 FSC-klagomål.docx
@@ -1126,7 +1126,7 @@
     <w:r>
       <w:tab/>
       <w:tab/>
-      <w:t>2026-09-06</w:t>
+      <w:t>2026-09-07</w:t>
       <w:br/>
       <w:br/>
     </w:r>

--- a/klagomål/A 3960-2024 FSC-klagomål.docx
+++ b/klagomål/A 3960-2024 FSC-klagomål.docx
@@ -1126,7 +1126,7 @@
     <w:r>
       <w:tab/>
       <w:tab/>
-      <w:t>2026-09-07</w:t>
+      <w:t>2026-09-08</w:t>
       <w:br/>
       <w:br/>
     </w:r>

--- a/klagomål/A 3960-2024 FSC-klagomål.docx
+++ b/klagomål/A 3960-2024 FSC-klagomål.docx
@@ -1126,7 +1126,7 @@
     <w:r>
       <w:tab/>
       <w:tab/>
-      <w:t>2026-09-08</w:t>
+      <w:t>2026-09-09</w:t>
       <w:br/>
       <w:br/>
     </w:r>

--- a/klagomål/A 3960-2024 FSC-klagomål.docx
+++ b/klagomål/A 3960-2024 FSC-klagomål.docx
@@ -1126,7 +1126,7 @@
     <w:r>
       <w:tab/>
       <w:tab/>
-      <w:t>2026-09-09</w:t>
+      <w:t>2026-09-10</w:t>
       <w:br/>
       <w:br/>
     </w:r>

--- a/klagomål/A 3960-2024 FSC-klagomål.docx
+++ b/klagomål/A 3960-2024 FSC-klagomål.docx
@@ -1126,7 +1126,7 @@
     <w:r>
       <w:tab/>
       <w:tab/>
-      <w:t>2026-09-10</w:t>
+      <w:t>2026-09-11</w:t>
       <w:br/>
       <w:br/>
     </w:r>

--- a/klagomål/A 3960-2024 FSC-klagomål.docx
+++ b/klagomål/A 3960-2024 FSC-klagomål.docx
@@ -1126,7 +1126,7 @@
     <w:r>
       <w:tab/>
       <w:tab/>
-      <w:t>2026-09-11</w:t>
+      <w:t>2026-09-12</w:t>
       <w:br/>
       <w:br/>
     </w:r>
